--- a/documents/CV.docx
+++ b/documents/CV.docx
@@ -100,88 +100,6 @@
           <w:lang w:eastAsia="en-US"/>
         </w:rPr>
         <w:t xml:space="preserve">Sherbrooke Street West, Montreal QC H3A 2T5 </w:t>
-      </w:r>
-    </w:p>
-    <w:p>
-      <w:pPr>
-        <w:autoSpaceDE w:val="0"/>
-        <w:autoSpaceDN w:val="0"/>
-        <w:adjustRightInd w:val="0"/>
-        <w:jc w:val="center"/>
-        <w:rPr>
-          <w:rFonts w:eastAsia="Calibri"/>
-          <w:bCs/>
-          <w:color w:val="000000"/>
-          <w:sz w:val="22"/>
-          <w:szCs w:val="22"/>
-          <w:lang w:val="en-CA" w:eastAsia="en-US"/>
-        </w:rPr>
-      </w:pPr>
-      <w:r>
-        <w:rPr>
-          <w:rFonts w:eastAsia="Calibri"/>
-          <w:bCs/>
-          <w:color w:val="000000"/>
-          <w:sz w:val="22"/>
-          <w:szCs w:val="22"/>
-          <w:lang w:val="en-CA" w:eastAsia="en-US"/>
-        </w:rPr>
-        <w:t>Phone: (</w:t>
-      </w:r>
-      <w:r>
-        <w:rPr>
-          <w:rFonts w:eastAsia="Calibri"/>
-          <w:bCs/>
-          <w:color w:val="000000"/>
-          <w:sz w:val="22"/>
-          <w:szCs w:val="22"/>
-          <w:lang w:val="en-CA" w:eastAsia="en-US"/>
-        </w:rPr>
-        <w:t>514</w:t>
-      </w:r>
-      <w:r>
-        <w:rPr>
-          <w:rFonts w:eastAsia="Calibri"/>
-          <w:bCs/>
-          <w:color w:val="000000"/>
-          <w:sz w:val="22"/>
-          <w:szCs w:val="22"/>
-          <w:lang w:val="en-CA" w:eastAsia="en-US"/>
-        </w:rPr>
-        <w:t xml:space="preserve">) </w:t>
-      </w:r>
-      <w:r>
-        <w:rPr>
-          <w:rFonts w:eastAsia="Calibri"/>
-          <w:bCs/>
-          <w:color w:val="000000"/>
-          <w:sz w:val="22"/>
-          <w:szCs w:val="22"/>
-          <w:lang w:val="en-CA" w:eastAsia="en-US"/>
-        </w:rPr>
-        <w:t>550</w:t>
-      </w:r>
-      <w:r>
-        <w:rPr>
-          <w:rFonts w:eastAsia="Calibri"/>
-          <w:bCs/>
-          <w:color w:val="000000"/>
-          <w:sz w:val="22"/>
-          <w:szCs w:val="22"/>
-          <w:lang w:val="en-CA" w:eastAsia="en-US"/>
-        </w:rPr>
-        <w:t>-</w:t>
-      </w:r>
-      <w:r>
-        <w:rPr>
-          <w:rFonts w:eastAsia="Calibri"/>
-          <w:bCs/>
-          <w:color w:val="000000"/>
-          <w:sz w:val="22"/>
-          <w:szCs w:val="22"/>
-          <w:lang w:val="en-CA" w:eastAsia="en-US"/>
-        </w:rPr>
-        <w:t>8797</w:t>
       </w:r>
     </w:p>
     <w:p>
@@ -518,11 +436,26 @@
         <w:autoSpaceDE w:val="0"/>
         <w:autoSpaceDN w:val="0"/>
         <w:adjustRightInd w:val="0"/>
+        <w:spacing w:line="216" w:lineRule="auto"/>
+        <w:rPr>
+          <w:rFonts w:eastAsia="Calibri"/>
+          <w:bCs/>
+          <w:color w:val="000000"/>
+          <w:sz w:val="22"/>
+          <w:szCs w:val="22"/>
+          <w:lang w:val="en-CA" w:eastAsia="en-US"/>
+        </w:rPr>
+      </w:pPr>
+    </w:p>
+    <w:p>
+      <w:pPr>
+        <w:autoSpaceDE w:val="0"/>
+        <w:autoSpaceDN w:val="0"/>
+        <w:adjustRightInd w:val="0"/>
         <w:rPr>
           <w:rFonts w:eastAsia="Calibri"/>
           <w:b/>
           <w:bCs/>
-          <w:color w:val="000000"/>
           <w:sz w:val="22"/>
           <w:szCs w:val="22"/>
           <w:lang w:val="en-CA" w:eastAsia="en-US"/>
@@ -533,7 +466,6 @@
           <w:rFonts w:eastAsia="Calibri"/>
           <w:b/>
           <w:bCs/>
-          <w:color w:val="000000"/>
           <w:sz w:val="22"/>
           <w:szCs w:val="22"/>
           <w:lang w:val="en-CA" w:eastAsia="en-US"/>
@@ -550,17 +482,15 @@
         <w:rPr>
           <w:rFonts w:eastAsia="Calibri"/>
           <w:bCs/>
-          <w:color w:val="000000"/>
-          <w:sz w:val="22"/>
-          <w:szCs w:val="22"/>
-          <w:lang w:val="en-CA" w:eastAsia="en-US"/>
-        </w:rPr>
-      </w:pPr>
-      <w:r>
-        <w:rPr>
-          <w:rFonts w:eastAsia="Calibri"/>
-          <w:bCs/>
-          <w:color w:val="000000"/>
+          <w:sz w:val="22"/>
+          <w:szCs w:val="22"/>
+          <w:lang w:val="en-CA" w:eastAsia="en-US"/>
+        </w:rPr>
+      </w:pPr>
+      <w:r>
+        <w:rPr>
+          <w:rFonts w:eastAsia="Calibri"/>
+          <w:bCs/>
           <w:sz w:val="22"/>
           <w:szCs w:val="22"/>
           <w:lang w:val="en-CA" w:eastAsia="en-US"/>
@@ -571,7 +501,6 @@
         <w:rPr>
           <w:rFonts w:eastAsia="Calibri"/>
           <w:bCs/>
-          <w:color w:val="000000"/>
           <w:sz w:val="22"/>
           <w:szCs w:val="22"/>
           <w:lang w:val="en-CA" w:eastAsia="en-US"/>
@@ -582,7 +511,6 @@
         <w:rPr>
           <w:rFonts w:eastAsia="Calibri"/>
           <w:bCs/>
-          <w:color w:val="000000"/>
           <w:sz w:val="22"/>
           <w:szCs w:val="22"/>
           <w:lang w:val="en-CA" w:eastAsia="en-US"/>
@@ -593,7 +521,6 @@
         <w:rPr>
           <w:rFonts w:eastAsia="Calibri"/>
           <w:bCs/>
-          <w:color w:val="000000"/>
           <w:sz w:val="22"/>
           <w:szCs w:val="22"/>
           <w:lang w:val="en-CA" w:eastAsia="en-US"/>
@@ -604,7 +531,6 @@
         <w:rPr>
           <w:rFonts w:eastAsia="Calibri"/>
           <w:bCs/>
-          <w:color w:val="000000"/>
           <w:sz w:val="22"/>
           <w:szCs w:val="22"/>
           <w:lang w:val="en-CA" w:eastAsia="en-US"/>
@@ -615,7 +541,6 @@
         <w:rPr>
           <w:rFonts w:eastAsia="Calibri"/>
           <w:bCs/>
-          <w:color w:val="000000"/>
           <w:sz w:val="22"/>
           <w:szCs w:val="22"/>
           <w:lang w:val="en-CA" w:eastAsia="en-US"/>
@@ -626,7 +551,6 @@
         <w:rPr>
           <w:rFonts w:eastAsia="Calibri"/>
           <w:bCs/>
-          <w:color w:val="000000"/>
           <w:sz w:val="22"/>
           <w:szCs w:val="22"/>
           <w:lang w:val="en-CA" w:eastAsia="en-US"/>
@@ -637,7 +561,6 @@
         <w:rPr>
           <w:rFonts w:eastAsia="Calibri"/>
           <w:bCs/>
-          <w:color w:val="000000"/>
           <w:sz w:val="22"/>
           <w:szCs w:val="22"/>
           <w:lang w:val="en-CA" w:eastAsia="en-US"/>
@@ -648,7 +571,6 @@
         <w:rPr>
           <w:rFonts w:eastAsia="Calibri"/>
           <w:bCs/>
-          <w:color w:val="000000"/>
           <w:sz w:val="22"/>
           <w:szCs w:val="22"/>
           <w:lang w:val="en-CA" w:eastAsia="en-US"/>
@@ -665,17 +587,15 @@
         <w:rPr>
           <w:rFonts w:eastAsia="Calibri"/>
           <w:bCs/>
-          <w:color w:val="000000"/>
-          <w:sz w:val="22"/>
-          <w:szCs w:val="22"/>
-          <w:lang w:val="en-CA" w:eastAsia="en-US"/>
-        </w:rPr>
-      </w:pPr>
-      <w:r>
-        <w:rPr>
-          <w:rFonts w:eastAsia="Calibri"/>
-          <w:bCs/>
-          <w:color w:val="000000"/>
+          <w:sz w:val="22"/>
+          <w:szCs w:val="22"/>
+          <w:lang w:val="en-CA" w:eastAsia="en-US"/>
+        </w:rPr>
+      </w:pPr>
+      <w:r>
+        <w:rPr>
+          <w:rFonts w:eastAsia="Calibri"/>
+          <w:bCs/>
           <w:sz w:val="22"/>
           <w:szCs w:val="22"/>
           <w:lang w:val="en-CA" w:eastAsia="en-US"/>
@@ -686,7 +606,6 @@
         <w:rPr>
           <w:rFonts w:eastAsia="Calibri"/>
           <w:bCs/>
-          <w:color w:val="000000"/>
           <w:sz w:val="22"/>
           <w:szCs w:val="22"/>
           <w:lang w:val="en-CA" w:eastAsia="en-US"/>
@@ -697,7 +616,6 @@
         <w:rPr>
           <w:rFonts w:eastAsia="Calibri"/>
           <w:bCs/>
-          <w:color w:val="000000"/>
           <w:sz w:val="22"/>
           <w:szCs w:val="22"/>
           <w:lang w:val="en-CA" w:eastAsia="en-US"/>
@@ -708,7 +626,6 @@
         <w:rPr>
           <w:rFonts w:eastAsia="Calibri"/>
           <w:bCs/>
-          <w:color w:val="000000"/>
           <w:sz w:val="22"/>
           <w:szCs w:val="22"/>
           <w:lang w:val="en-CA" w:eastAsia="en-US"/>
@@ -719,7 +636,6 @@
         <w:rPr>
           <w:rFonts w:eastAsia="Calibri"/>
           <w:bCs/>
-          <w:color w:val="000000"/>
           <w:sz w:val="22"/>
           <w:szCs w:val="22"/>
           <w:lang w:val="en-CA" w:eastAsia="en-US"/>
@@ -730,7 +646,6 @@
         <w:rPr>
           <w:rFonts w:eastAsia="Calibri"/>
           <w:bCs/>
-          <w:color w:val="000000"/>
           <w:sz w:val="22"/>
           <w:szCs w:val="22"/>
           <w:lang w:val="en-CA" w:eastAsia="en-US"/>
@@ -741,7 +656,6 @@
         <w:rPr>
           <w:rFonts w:eastAsia="Calibri"/>
           <w:bCs/>
-          <w:color w:val="000000"/>
           <w:sz w:val="22"/>
           <w:szCs w:val="22"/>
           <w:lang w:val="en-CA" w:eastAsia="en-US"/>
@@ -752,7 +666,6 @@
         <w:rPr>
           <w:rFonts w:eastAsia="Calibri"/>
           <w:bCs/>
-          <w:color w:val="000000"/>
           <w:sz w:val="22"/>
           <w:szCs w:val="22"/>
           <w:lang w:val="en-CA" w:eastAsia="en-US"/>
@@ -763,7 +676,6 @@
         <w:rPr>
           <w:rFonts w:eastAsia="Calibri"/>
           <w:bCs/>
-          <w:color w:val="000000"/>
           <w:sz w:val="22"/>
           <w:szCs w:val="22"/>
           <w:lang w:val="en-CA" w:eastAsia="en-US"/>
@@ -774,7 +686,6 @@
         <w:rPr>
           <w:rFonts w:eastAsia="Calibri"/>
           <w:bCs/>
-          <w:color w:val="000000"/>
           <w:sz w:val="22"/>
           <w:szCs w:val="22"/>
           <w:lang w:val="en-CA" w:eastAsia="en-US"/>
@@ -785,7 +696,6 @@
         <w:rPr>
           <w:rFonts w:eastAsia="Calibri"/>
           <w:bCs/>
-          <w:color w:val="000000"/>
           <w:sz w:val="22"/>
           <w:szCs w:val="22"/>
           <w:lang w:val="en-CA" w:eastAsia="en-US"/>
@@ -796,7 +706,6 @@
         <w:rPr>
           <w:rFonts w:eastAsia="Calibri"/>
           <w:bCs/>
-          <w:color w:val="000000"/>
           <w:sz w:val="22"/>
           <w:szCs w:val="22"/>
           <w:lang w:val="en-CA" w:eastAsia="en-US"/>
@@ -807,7 +716,6 @@
         <w:rPr>
           <w:rFonts w:eastAsia="Calibri"/>
           <w:bCs/>
-          <w:color w:val="000000"/>
           <w:sz w:val="22"/>
           <w:szCs w:val="22"/>
           <w:lang w:val="en-CA" w:eastAsia="en-US"/>
@@ -818,7 +726,6 @@
         <w:rPr>
           <w:rFonts w:eastAsia="Calibri"/>
           <w:bCs/>
-          <w:color w:val="000000"/>
           <w:sz w:val="22"/>
           <w:szCs w:val="22"/>
           <w:lang w:val="en-CA" w:eastAsia="en-US"/>
@@ -829,7 +736,6 @@
         <w:rPr>
           <w:rFonts w:eastAsia="Calibri"/>
           <w:bCs/>
-          <w:color w:val="000000"/>
           <w:sz w:val="22"/>
           <w:szCs w:val="22"/>
           <w:lang w:val="en-CA" w:eastAsia="en-US"/>
@@ -846,7 +752,6 @@
         <w:rPr>
           <w:rFonts w:eastAsia="Calibri"/>
           <w:bCs/>
-          <w:color w:val="000000"/>
           <w:sz w:val="22"/>
           <w:szCs w:val="22"/>
           <w:lang w:val="en-CA" w:eastAsia="en-US"/>
@@ -862,7 +767,6 @@
         <w:rPr>
           <w:rFonts w:eastAsia="Calibri"/>
           <w:bCs/>
-          <w:color w:val="000000"/>
           <w:sz w:val="22"/>
           <w:szCs w:val="22"/>
           <w:lang w:val="en-CA" w:eastAsia="en-US"/>
@@ -878,7 +782,6 @@
           <w:rFonts w:eastAsia="Calibri"/>
           <w:b/>
           <w:bCs/>
-          <w:color w:val="000000"/>
           <w:sz w:val="22"/>
           <w:szCs w:val="22"/>
           <w:lang w:val="en-CA" w:eastAsia="en-US"/>
@@ -889,7 +792,6 @@
           <w:rFonts w:eastAsia="Calibri"/>
           <w:b/>
           <w:bCs/>
-          <w:color w:val="000000"/>
           <w:sz w:val="22"/>
           <w:szCs w:val="22"/>
           <w:lang w:val="en-CA" w:eastAsia="en-US"/>
@@ -906,16 +808,14 @@
         <w:rPr>
           <w:rFonts w:eastAsia="Calibri"/>
           <w:bCs/>
-          <w:color w:val="000000"/>
-          <w:sz w:val="22"/>
-          <w:szCs w:val="22"/>
-        </w:rPr>
-      </w:pPr>
-      <w:r>
-        <w:rPr>
-          <w:rFonts w:eastAsia="Calibri"/>
-          <w:bCs/>
-          <w:color w:val="000000"/>
+          <w:sz w:val="22"/>
+          <w:szCs w:val="22"/>
+        </w:rPr>
+      </w:pPr>
+      <w:r>
+        <w:rPr>
+          <w:rFonts w:eastAsia="Calibri"/>
+          <w:bCs/>
           <w:sz w:val="22"/>
           <w:szCs w:val="22"/>
           <w:lang w:val="en-CA" w:eastAsia="en-US"/>
@@ -926,7 +826,6 @@
         <w:rPr>
           <w:rFonts w:eastAsia="Calibri"/>
           <w:bCs/>
-          <w:color w:val="000000"/>
           <w:sz w:val="22"/>
           <w:szCs w:val="22"/>
           <w:lang w:val="en-CA" w:eastAsia="en-US"/>
@@ -937,12 +836,21 @@
         <w:rPr>
           <w:rFonts w:eastAsia="Calibri"/>
           <w:bCs/>
-          <w:color w:val="000000"/>
           <w:sz w:val="22"/>
           <w:szCs w:val="22"/>
           <w:lang w:eastAsia="en-US"/>
         </w:rPr>
-        <w:t>Applied Econometrics</w:t>
+        <w:t>Econometrics</w:t>
+      </w:r>
+      <w:r>
+        <w:rPr>
+          <w:rFonts w:eastAsia="Calibri"/>
+          <w:bCs/>
+          <w:sz w:val="22"/>
+          <w:szCs w:val="22"/>
+          <w:lang w:eastAsia="en-US"/>
+        </w:rPr>
+        <w:t xml:space="preserve"> and Machine Learning</w:t>
       </w:r>
     </w:p>
     <w:p>
@@ -954,17 +862,15 @@
         <w:rPr>
           <w:rFonts w:eastAsia="Calibri"/>
           <w:bCs/>
-          <w:color w:val="000000"/>
-          <w:sz w:val="22"/>
-          <w:szCs w:val="22"/>
-          <w:lang w:val="en-CA" w:eastAsia="en-US"/>
-        </w:rPr>
-      </w:pPr>
-      <w:r>
-        <w:rPr>
-          <w:rFonts w:eastAsia="Calibri"/>
-          <w:bCs/>
-          <w:color w:val="000000"/>
+          <w:sz w:val="22"/>
+          <w:szCs w:val="22"/>
+          <w:lang w:val="en-CA" w:eastAsia="en-US"/>
+        </w:rPr>
+      </w:pPr>
+      <w:r>
+        <w:rPr>
+          <w:rFonts w:eastAsia="Calibri"/>
+          <w:bCs/>
           <w:sz w:val="22"/>
           <w:szCs w:val="22"/>
           <w:lang w:val="en-CA" w:eastAsia="en-US"/>
@@ -975,7 +881,6 @@
         <w:rPr>
           <w:rFonts w:eastAsia="Calibri"/>
           <w:bCs/>
-          <w:color w:val="000000"/>
           <w:sz w:val="22"/>
           <w:szCs w:val="22"/>
           <w:lang w:val="en-CA" w:eastAsia="en-US"/>
@@ -986,34 +891,51 @@
         <w:rPr>
           <w:rFonts w:eastAsia="Calibri"/>
           <w:bCs/>
-          <w:color w:val="000000"/>
           <w:sz w:val="22"/>
           <w:szCs w:val="22"/>
           <w:lang w:eastAsia="en-US"/>
         </w:rPr>
-        <w:t>Central Banks and Their Policies</w:t>
-      </w:r>
-      <w:r>
-        <w:rPr>
-          <w:rFonts w:eastAsia="Calibri"/>
-          <w:bCs/>
-          <w:color w:val="000000"/>
+        <w:t xml:space="preserve">Empirical </w:t>
+      </w:r>
+      <w:r>
+        <w:rPr>
+          <w:rFonts w:eastAsia="Calibri"/>
+          <w:bCs/>
+          <w:sz w:val="22"/>
+          <w:szCs w:val="22"/>
+          <w:lang w:val="en-CA" w:eastAsia="en-US"/>
+        </w:rPr>
+        <w:t>m</w:t>
+      </w:r>
+      <w:r>
+        <w:rPr>
+          <w:rFonts w:eastAsia="Calibri"/>
+          <w:bCs/>
+          <w:sz w:val="22"/>
+          <w:szCs w:val="22"/>
+          <w:lang w:val="en-CA" w:eastAsia="en-US"/>
+        </w:rPr>
+        <w:t xml:space="preserve">acroeconomics and </w:t>
+      </w:r>
+      <w:r>
+        <w:rPr>
+          <w:rFonts w:eastAsia="Calibri"/>
+          <w:bCs/>
           <w:sz w:val="22"/>
           <w:szCs w:val="22"/>
           <w:lang w:eastAsia="en-US"/>
         </w:rPr>
-        <w:t xml:space="preserve">, </w:t>
-      </w:r>
-      <w:r>
-        <w:rPr>
-          <w:rFonts w:eastAsia="Calibri"/>
-          <w:bCs/>
-          <w:color w:val="000000"/>
+        <w:t>Central Bank</w:t>
+      </w:r>
+      <w:r>
+        <w:rPr>
+          <w:rFonts w:eastAsia="Calibri"/>
+          <w:bCs/>
           <w:sz w:val="22"/>
           <w:szCs w:val="22"/>
           <w:lang w:eastAsia="en-US"/>
         </w:rPr>
-        <w:t>Computational Techniques</w:t>
+        <w:t>ing</w:t>
       </w:r>
     </w:p>
     <w:p>
@@ -1025,7 +947,6 @@
         <w:rPr>
           <w:rFonts w:eastAsia="Calibri"/>
           <w:bCs/>
-          <w:color w:val="000000"/>
           <w:sz w:val="22"/>
           <w:szCs w:val="22"/>
           <w:lang w:val="en-CA" w:eastAsia="en-US"/>
@@ -1041,7 +962,6 @@
         <w:rPr>
           <w:rFonts w:eastAsia="Calibri"/>
           <w:bCs/>
-          <w:color w:val="000000"/>
           <w:sz w:val="22"/>
           <w:szCs w:val="22"/>
           <w:lang w:val="en-CA" w:eastAsia="en-US"/>
@@ -1057,7 +977,6 @@
           <w:rFonts w:eastAsia="Calibri"/>
           <w:b/>
           <w:bCs/>
-          <w:color w:val="000000"/>
           <w:sz w:val="22"/>
           <w:szCs w:val="22"/>
           <w:lang w:val="en-CA" w:eastAsia="en-US"/>
@@ -1068,7 +987,6 @@
           <w:rFonts w:eastAsia="Calibri"/>
           <w:b/>
           <w:bCs/>
-          <w:color w:val="000000"/>
           <w:sz w:val="22"/>
           <w:szCs w:val="22"/>
           <w:lang w:val="en-CA" w:eastAsia="en-US"/>
@@ -1086,7 +1004,6 @@
           <w:rFonts w:eastAsia="Calibri"/>
           <w:bCs/>
           <w:i/>
-          <w:color w:val="000000"/>
           <w:sz w:val="22"/>
           <w:szCs w:val="22"/>
           <w:lang w:val="en-CA" w:eastAsia="en-US"/>
@@ -1097,7 +1014,6 @@
           <w:rFonts w:eastAsia="Calibri"/>
           <w:bCs/>
           <w:i/>
-          <w:color w:val="000000"/>
           <w:sz w:val="22"/>
           <w:szCs w:val="22"/>
           <w:lang w:val="en-CA" w:eastAsia="en-US"/>
@@ -1109,7 +1025,6 @@
           <w:rFonts w:eastAsia="Calibri"/>
           <w:bCs/>
           <w:i/>
-          <w:color w:val="000000"/>
           <w:sz w:val="22"/>
           <w:szCs w:val="22"/>
           <w:lang w:val="en-CA" w:eastAsia="en-US"/>
@@ -1121,7 +1036,6 @@
           <w:rFonts w:eastAsia="Calibri"/>
           <w:bCs/>
           <w:i/>
-          <w:color w:val="000000"/>
           <w:sz w:val="22"/>
           <w:szCs w:val="22"/>
           <w:lang w:val="en-CA" w:eastAsia="en-US"/>
@@ -1138,17 +1052,15 @@
         <w:rPr>
           <w:rFonts w:eastAsia="Calibri"/>
           <w:bCs/>
-          <w:color w:val="000000"/>
-          <w:sz w:val="22"/>
-          <w:szCs w:val="22"/>
-          <w:lang w:val="en-CA" w:eastAsia="en-US"/>
-        </w:rPr>
-      </w:pPr>
-      <w:r>
-        <w:rPr>
-          <w:rFonts w:eastAsia="Calibri"/>
-          <w:bCs/>
-          <w:color w:val="000000"/>
+          <w:sz w:val="22"/>
+          <w:szCs w:val="22"/>
+          <w:lang w:val="en-CA" w:eastAsia="en-US"/>
+        </w:rPr>
+      </w:pPr>
+      <w:r>
+        <w:rPr>
+          <w:rFonts w:eastAsia="Calibri"/>
+          <w:bCs/>
           <w:sz w:val="22"/>
           <w:szCs w:val="22"/>
           <w:lang w:val="en-CA" w:eastAsia="en-US"/>
@@ -1159,7 +1071,6 @@
         <w:rPr>
           <w:rFonts w:eastAsia="Calibri"/>
           <w:bCs/>
-          <w:color w:val="000000"/>
           <w:sz w:val="22"/>
           <w:szCs w:val="22"/>
           <w:lang w:val="en-CA" w:eastAsia="en-US"/>
@@ -1171,20 +1082,12 @@
           <w:sz w:val="22"/>
           <w:szCs w:val="22"/>
         </w:rPr>
-        <w:t>John W Galbraith</w:t>
-      </w:r>
-      <w:r>
-        <w:rPr>
-          <w:sz w:val="22"/>
-          <w:szCs w:val="22"/>
-        </w:rPr>
-        <w:t xml:space="preserve">, </w:t>
-      </w:r>
-      <w:r>
-        <w:rPr>
-          <w:rFonts w:eastAsia="Calibri"/>
-          <w:bCs/>
-          <w:color w:val="000000"/>
+        <w:t xml:space="preserve">John W Galbraith, </w:t>
+      </w:r>
+      <w:r>
+        <w:rPr>
+          <w:rFonts w:eastAsia="Calibri"/>
+          <w:bCs/>
           <w:sz w:val="22"/>
           <w:szCs w:val="22"/>
           <w:lang w:val="en-CA" w:eastAsia="en-US"/>
@@ -1195,23 +1098,11 @@
         <w:rPr>
           <w:rFonts w:eastAsia="Calibri"/>
           <w:bCs/>
-          <w:color w:val="000000"/>
-          <w:sz w:val="22"/>
-          <w:szCs w:val="22"/>
-          <w:lang w:val="en-CA" w:eastAsia="en-US"/>
-        </w:rPr>
-        <w:t>Francisco Ruge-Murcia.</w:t>
-      </w:r>
-      <w:r>
-        <w:rPr>
-          <w:rFonts w:eastAsia="Calibri"/>
-          <w:bCs/>
-          <w:color w:val="000000"/>
-          <w:sz w:val="22"/>
-          <w:szCs w:val="22"/>
-          <w:lang w:val="en-CA" w:eastAsia="en-US"/>
-        </w:rPr>
-        <w:t xml:space="preserve"> </w:t>
+          <w:sz w:val="22"/>
+          <w:szCs w:val="22"/>
+          <w:lang w:val="en-CA" w:eastAsia="en-US"/>
+        </w:rPr>
+        <w:t>Francisco Ruge-Murcia</w:t>
       </w:r>
     </w:p>
     <w:p>
@@ -1223,7 +1114,6 @@
         <w:rPr>
           <w:rFonts w:eastAsia="Calibri"/>
           <w:bCs/>
-          <w:color w:val="000000"/>
           <w:sz w:val="22"/>
           <w:szCs w:val="22"/>
           <w:lang w:val="en-CA" w:eastAsia="en-US"/>
@@ -1239,7 +1129,6 @@
         <w:rPr>
           <w:rFonts w:eastAsia="Calibri"/>
           <w:bCs/>
-          <w:color w:val="000000"/>
           <w:sz w:val="22"/>
           <w:szCs w:val="22"/>
           <w:lang w:val="en-CA" w:eastAsia="en-US"/>
@@ -1260,7 +1149,23 @@
           <w:sz w:val="22"/>
           <w:szCs w:val="22"/>
         </w:rPr>
-        <w:t>JOB MARKET PAPER</w:t>
+        <w:t xml:space="preserve">RESEARCH </w:t>
+      </w:r>
+      <w:r>
+        <w:rPr>
+          <w:b/>
+          <w:sz w:val="22"/>
+          <w:szCs w:val="22"/>
+        </w:rPr>
+        <w:t>PAPER</w:t>
+      </w:r>
+      <w:r>
+        <w:rPr>
+          <w:b/>
+          <w:sz w:val="22"/>
+          <w:szCs w:val="22"/>
+        </w:rPr>
+        <w:t>S</w:t>
       </w:r>
     </w:p>
     <w:p>
@@ -1292,6 +1197,13 @@
           <w:szCs w:val="22"/>
         </w:rPr>
         <w:t>”</w:t>
+      </w:r>
+      <w:r>
+        <w:rPr>
+          <w:sz w:val="22"/>
+          <w:szCs w:val="22"/>
+        </w:rPr>
+        <w:t xml:space="preserve"> (job market paper)</w:t>
       </w:r>
     </w:p>
     <w:p>
@@ -1312,1340 +1224,18 @@
         <w:ind w:left="360"/>
         <w:jc w:val="both"/>
         <w:rPr>
-          <w:rFonts w:eastAsia="Calibri"/>
-          <w:bCs/>
-          <w:color w:val="000000"/>
-          <w:sz w:val="22"/>
-          <w:szCs w:val="22"/>
-          <w:lang w:val="en-CA" w:eastAsia="en-US"/>
-        </w:rPr>
-      </w:pPr>
-      <w:r>
-        <w:rPr>
           <w:rFonts w:eastAsia="Times New Roman"/>
           <w:sz w:val="22"/>
           <w:szCs w:val="22"/>
         </w:rPr>
-        <w:t xml:space="preserve">Central banks' communication strategies can change to fit the need to be </w:t>
-      </w:r>
+      </w:pPr>
       <w:r>
         <w:rPr>
           <w:rFonts w:eastAsia="Times New Roman"/>
           <w:sz w:val="22"/>
           <w:szCs w:val="22"/>
         </w:rPr>
-        <w:t>clearer</w:t>
-      </w:r>
-      <w:r>
-        <w:rPr>
-          <w:rFonts w:eastAsia="Times New Roman"/>
-          <w:sz w:val="22"/>
-          <w:szCs w:val="22"/>
-        </w:rPr>
-        <w:t xml:space="preserve"> or to retain more flexibility. For example, they may wish to stimulate the economy with </w:t>
-      </w:r>
-      <w:r>
-        <w:rPr>
-          <w:rFonts w:eastAsia="Times New Roman"/>
-          <w:sz w:val="22"/>
-          <w:szCs w:val="22"/>
-        </w:rPr>
-        <w:t xml:space="preserve">a </w:t>
-      </w:r>
-      <w:r>
-        <w:rPr>
-          <w:rFonts w:eastAsia="Times New Roman"/>
-          <w:sz w:val="22"/>
-          <w:szCs w:val="22"/>
-        </w:rPr>
-        <w:t xml:space="preserve">clear indication that interest rates will be kept low for an extended period. At the same time, this can restrict their freedom to make future decisions appropriately, to deal with the unexpected. </w:t>
-      </w:r>
-      <w:r>
-        <w:rPr>
-          <w:rFonts w:eastAsia="Times New Roman"/>
-          <w:sz w:val="22"/>
-          <w:szCs w:val="22"/>
-        </w:rPr>
-        <w:t xml:space="preserve">In this context, textual complexity </w:t>
-      </w:r>
-      <w:r>
-        <w:rPr>
-          <w:rFonts w:eastAsia="Times New Roman"/>
-          <w:sz w:val="22"/>
-          <w:szCs w:val="22"/>
-        </w:rPr>
-        <w:t>can</w:t>
-      </w:r>
-      <w:r>
-        <w:rPr>
-          <w:rFonts w:eastAsia="Times New Roman"/>
-          <w:sz w:val="22"/>
-          <w:szCs w:val="22"/>
-        </w:rPr>
-        <w:t xml:space="preserve"> reflect an intentional effort to avoid overly rigid commitments, allowing central banks to maintain flexibility while still communicating policy direction</w:t>
-      </w:r>
-      <w:r>
-        <w:rPr>
-          <w:rFonts w:eastAsia="Times New Roman"/>
-          <w:sz w:val="22"/>
-          <w:szCs w:val="22"/>
-        </w:rPr>
-        <w:t xml:space="preserve">. </w:t>
-      </w:r>
-      <w:r>
-        <w:rPr>
-          <w:rFonts w:eastAsia="Times New Roman"/>
-          <w:sz w:val="22"/>
-          <w:szCs w:val="22"/>
-        </w:rPr>
-        <w:t>These trade-offs can vary according to economic conditions, especially during crisis versus normal times. This paper utilizes natural language tools to examine the textual complexity of policy statements from various central banks to derive not only conventional measurements of textual properties such as readability, but also other features</w:t>
-      </w:r>
-      <w:r>
-        <w:rPr>
-          <w:rFonts w:eastAsia="Times New Roman"/>
-          <w:sz w:val="22"/>
-          <w:szCs w:val="22"/>
-        </w:rPr>
-        <w:t>,</w:t>
-      </w:r>
-      <w:r>
-        <w:rPr>
-          <w:rFonts w:eastAsia="Times New Roman"/>
-          <w:sz w:val="22"/>
-          <w:szCs w:val="22"/>
-        </w:rPr>
-        <w:t xml:space="preserve"> including abstractness, informativeness, and disunity. We find patterns showing that complexity intensifies during extremely low-growth periods or when economic stimulus is needed. Furthermore, the results reveal significant geographic variation, with differences driven more by regional context than by language. There is also evidence that statements targeting households and firms are far from negligible, underscoring the importance of communicating effectively with the </w:t>
-      </w:r>
-      <w:proofErr w:type="gramStart"/>
-      <w:r>
-        <w:rPr>
-          <w:rFonts w:eastAsia="Times New Roman"/>
-          <w:sz w:val="22"/>
-          <w:szCs w:val="22"/>
-        </w:rPr>
-        <w:t>general public</w:t>
-      </w:r>
-      <w:proofErr w:type="gramEnd"/>
-      <w:r>
-        <w:rPr>
-          <w:rFonts w:eastAsia="Times New Roman"/>
-          <w:sz w:val="22"/>
-          <w:szCs w:val="22"/>
-        </w:rPr>
-        <w:t>. By mapping these patterns, the study provides a deeper understanding of how central banks adapt their communication strategy in times of crisis, contributing to the broader investigation of central bank communication and credibility</w:t>
-      </w:r>
-      <w:r>
-        <w:rPr>
-          <w:rFonts w:eastAsia="Times New Roman"/>
-          <w:sz w:val="22"/>
-          <w:szCs w:val="22"/>
-        </w:rPr>
-        <w:t>.</w:t>
-      </w:r>
-    </w:p>
-    <w:p>
-      <w:pPr>
-        <w:autoSpaceDE w:val="0"/>
-        <w:autoSpaceDN w:val="0"/>
-        <w:adjustRightInd w:val="0"/>
-        <w:spacing w:line="216" w:lineRule="auto"/>
-        <w:jc w:val="both"/>
-        <w:rPr>
-          <w:rFonts w:eastAsia="Calibri"/>
-          <w:bCs/>
-          <w:color w:val="000000"/>
-          <w:sz w:val="22"/>
-          <w:szCs w:val="22"/>
-          <w:lang w:val="en-CA" w:eastAsia="en-US"/>
-        </w:rPr>
-      </w:pPr>
-    </w:p>
-    <w:p>
-      <w:pPr>
-        <w:autoSpaceDE w:val="0"/>
-        <w:autoSpaceDN w:val="0"/>
-        <w:adjustRightInd w:val="0"/>
-        <w:spacing w:line="216" w:lineRule="auto"/>
-        <w:jc w:val="both"/>
-        <w:rPr>
-          <w:rFonts w:eastAsia="Calibri"/>
-          <w:bCs/>
-          <w:color w:val="000000"/>
-          <w:sz w:val="22"/>
-          <w:szCs w:val="22"/>
-          <w:lang w:val="en-CA" w:eastAsia="en-US"/>
-        </w:rPr>
-      </w:pPr>
-    </w:p>
-    <w:p>
-      <w:pPr>
-        <w:rPr>
-          <w:b/>
-          <w:sz w:val="22"/>
-          <w:szCs w:val="22"/>
-        </w:rPr>
-      </w:pPr>
-      <w:r>
-        <w:rPr>
-          <w:b/>
-          <w:sz w:val="22"/>
-          <w:szCs w:val="22"/>
-        </w:rPr>
-        <w:t xml:space="preserve">OTHER RESEARCH </w:t>
-      </w:r>
-      <w:r>
-        <w:rPr>
-          <w:b/>
-          <w:sz w:val="22"/>
-          <w:szCs w:val="22"/>
-        </w:rPr>
-        <w:t>PAPERS</w:t>
-      </w:r>
-    </w:p>
-    <w:p>
-      <w:pPr>
-        <w:autoSpaceDE w:val="0"/>
-        <w:autoSpaceDN w:val="0"/>
-        <w:adjustRightInd w:val="0"/>
-        <w:ind w:left="360"/>
-        <w:jc w:val="both"/>
-        <w:rPr>
-          <w:i/>
-          <w:sz w:val="22"/>
-          <w:szCs w:val="22"/>
-        </w:rPr>
-      </w:pPr>
-      <w:r>
-        <w:rPr>
-          <w:sz w:val="22"/>
-          <w:szCs w:val="22"/>
-        </w:rPr>
-        <w:t>“</w:t>
-      </w:r>
-      <w:r>
-        <w:rPr>
-          <w:sz w:val="22"/>
-          <w:szCs w:val="22"/>
-        </w:rPr>
-        <w:t>Deliberation and Policy Outcomes: Evidence from the FOMC</w:t>
-      </w:r>
-      <w:r>
-        <w:rPr>
-          <w:sz w:val="22"/>
-          <w:szCs w:val="22"/>
-        </w:rPr>
-        <w:t xml:space="preserve">,” </w:t>
-      </w:r>
-      <w:r>
-        <w:rPr>
-          <w:sz w:val="22"/>
-          <w:szCs w:val="22"/>
-        </w:rPr>
-        <w:t xml:space="preserve">with </w:t>
-      </w:r>
-      <w:r>
-        <w:rPr>
-          <w:rFonts w:eastAsia="Calibri"/>
-          <w:bCs/>
-          <w:color w:val="000000"/>
-          <w:sz w:val="22"/>
-          <w:szCs w:val="22"/>
-          <w:lang w:val="en-CA" w:eastAsia="en-US"/>
-        </w:rPr>
-        <w:t>Francisco Ruge-Murcia and Alessandro Riboni</w:t>
-      </w:r>
-      <w:r>
-        <w:rPr>
-          <w:rFonts w:eastAsia="Calibri"/>
-          <w:bCs/>
-          <w:color w:val="000000"/>
-          <w:sz w:val="22"/>
-          <w:szCs w:val="22"/>
-          <w:lang w:val="en-CA" w:eastAsia="en-US"/>
-        </w:rPr>
-        <w:t>, work in progress</w:t>
-      </w:r>
-      <w:r>
-        <w:rPr>
-          <w:sz w:val="22"/>
-          <w:szCs w:val="22"/>
-        </w:rPr>
-        <w:t xml:space="preserve"> </w:t>
-      </w:r>
-    </w:p>
-    <w:p>
-      <w:pPr>
-        <w:autoSpaceDE w:val="0"/>
-        <w:autoSpaceDN w:val="0"/>
-        <w:adjustRightInd w:val="0"/>
-        <w:jc w:val="both"/>
-        <w:rPr>
-          <w:sz w:val="22"/>
-          <w:szCs w:val="22"/>
-        </w:rPr>
-      </w:pPr>
-    </w:p>
-    <w:p>
-      <w:pPr>
-        <w:autoSpaceDE w:val="0"/>
-        <w:autoSpaceDN w:val="0"/>
-        <w:adjustRightInd w:val="0"/>
-        <w:ind w:left="360"/>
-        <w:jc w:val="both"/>
-        <w:rPr>
-          <w:sz w:val="22"/>
-          <w:szCs w:val="22"/>
-        </w:rPr>
-      </w:pPr>
-      <w:r>
-        <w:rPr>
-          <w:sz w:val="22"/>
-          <w:szCs w:val="22"/>
-        </w:rPr>
-        <w:lastRenderedPageBreak/>
-        <w:t>“</w:t>
-      </w:r>
-      <w:r>
-        <w:rPr>
-          <w:sz w:val="22"/>
-          <w:szCs w:val="22"/>
-        </w:rPr>
-        <w:t>Regulation Complexity Measurements: Methods and Patterns across Time and Industry</w:t>
-      </w:r>
-      <w:r>
-        <w:rPr>
-          <w:sz w:val="22"/>
-          <w:szCs w:val="22"/>
-        </w:rPr>
-        <w:t>”</w:t>
-      </w:r>
-      <w:r>
-        <w:rPr>
-          <w:sz w:val="22"/>
-          <w:szCs w:val="22"/>
-        </w:rPr>
-        <w:t xml:space="preserve">, </w:t>
-      </w:r>
-      <w:r>
-        <w:rPr>
-          <w:rFonts w:eastAsia="Calibri"/>
-          <w:bCs/>
-          <w:color w:val="000000"/>
-          <w:sz w:val="22"/>
-          <w:szCs w:val="22"/>
-          <w:lang w:val="en-CA" w:eastAsia="en-US"/>
-        </w:rPr>
-        <w:t>work in progress</w:t>
-      </w:r>
-      <w:r>
-        <w:rPr>
-          <w:sz w:val="22"/>
-          <w:szCs w:val="22"/>
-        </w:rPr>
-        <w:t xml:space="preserve"> </w:t>
-      </w:r>
-    </w:p>
-    <w:p>
-      <w:pPr>
-        <w:autoSpaceDE w:val="0"/>
-        <w:autoSpaceDN w:val="0"/>
-        <w:adjustRightInd w:val="0"/>
-        <w:ind w:left="360"/>
-        <w:jc w:val="both"/>
-        <w:rPr>
-          <w:sz w:val="22"/>
-          <w:szCs w:val="22"/>
-        </w:rPr>
-      </w:pPr>
-    </w:p>
-    <w:p>
-      <w:pPr>
-        <w:autoSpaceDE w:val="0"/>
-        <w:autoSpaceDN w:val="0"/>
-        <w:adjustRightInd w:val="0"/>
-        <w:ind w:left="360"/>
-        <w:jc w:val="both"/>
-        <w:rPr>
-          <w:sz w:val="22"/>
-          <w:szCs w:val="22"/>
-        </w:rPr>
-      </w:pPr>
-      <w:r>
-        <w:rPr>
-          <w:sz w:val="22"/>
-          <w:szCs w:val="22"/>
-        </w:rPr>
-        <w:t>“</w:t>
-      </w:r>
-      <w:r>
-        <w:rPr>
-          <w:sz w:val="22"/>
-          <w:szCs w:val="22"/>
-        </w:rPr>
-        <w:t>Applied Causal Inference using Identification Robust Confidence Sets Under Sparsity</w:t>
-      </w:r>
-      <w:r>
-        <w:rPr>
-          <w:sz w:val="22"/>
-          <w:szCs w:val="22"/>
-        </w:rPr>
-        <w:t>”</w:t>
-      </w:r>
-      <w:r>
-        <w:rPr>
-          <w:sz w:val="22"/>
-          <w:szCs w:val="22"/>
-        </w:rPr>
-        <w:t xml:space="preserve">, </w:t>
-      </w:r>
-      <w:r>
-        <w:rPr>
-          <w:sz w:val="22"/>
-          <w:szCs w:val="22"/>
-        </w:rPr>
-        <w:t>2019</w:t>
-      </w:r>
-      <w:r>
-        <w:rPr>
-          <w:sz w:val="22"/>
-          <w:szCs w:val="22"/>
-        </w:rPr>
-        <w:t xml:space="preserve">, </w:t>
-      </w:r>
-      <w:proofErr w:type="spellStart"/>
-      <w:r>
-        <w:rPr>
-          <w:sz w:val="22"/>
-          <w:szCs w:val="22"/>
-        </w:rPr>
-        <w:t>Honours</w:t>
-      </w:r>
-      <w:proofErr w:type="spellEnd"/>
-      <w:r>
-        <w:rPr>
-          <w:sz w:val="22"/>
-          <w:szCs w:val="22"/>
-        </w:rPr>
-        <w:t xml:space="preserve"> Thesis, School of Economics, The University of Queensland</w:t>
-      </w:r>
-    </w:p>
-    <w:p>
-      <w:pPr>
-        <w:autoSpaceDE w:val="0"/>
-        <w:autoSpaceDN w:val="0"/>
-        <w:adjustRightInd w:val="0"/>
-        <w:jc w:val="both"/>
-        <w:rPr>
-          <w:sz w:val="22"/>
-          <w:szCs w:val="22"/>
-        </w:rPr>
-      </w:pPr>
-    </w:p>
-    <w:p>
-      <w:pPr>
-        <w:autoSpaceDE w:val="0"/>
-        <w:autoSpaceDN w:val="0"/>
-        <w:adjustRightInd w:val="0"/>
-        <w:jc w:val="both"/>
-        <w:rPr>
-          <w:sz w:val="22"/>
-          <w:szCs w:val="22"/>
-        </w:rPr>
-      </w:pPr>
-    </w:p>
-    <w:p>
-      <w:pPr>
-        <w:rPr>
-          <w:b/>
-          <w:sz w:val="22"/>
-          <w:szCs w:val="22"/>
-        </w:rPr>
-      </w:pPr>
-      <w:bookmarkStart w:id="0" w:name="_Hlk210554001"/>
-      <w:r>
-        <w:rPr>
-          <w:b/>
-          <w:sz w:val="22"/>
-          <w:szCs w:val="22"/>
-        </w:rPr>
-        <w:t>TEACHING EXPERIENCE</w:t>
-      </w:r>
-    </w:p>
-    <w:p>
-      <w:pPr>
-        <w:ind w:left="360"/>
-        <w:rPr>
-          <w:sz w:val="22"/>
-          <w:szCs w:val="22"/>
-        </w:rPr>
-      </w:pPr>
-      <w:r>
-        <w:rPr>
-          <w:sz w:val="22"/>
-          <w:szCs w:val="22"/>
-        </w:rPr>
-        <w:t>Teaching Assistant</w:t>
-      </w:r>
-      <w:r>
-        <w:rPr>
-          <w:sz w:val="22"/>
-          <w:szCs w:val="22"/>
-        </w:rPr>
-        <w:t>,</w:t>
-      </w:r>
-      <w:r>
-        <w:rPr>
-          <w:sz w:val="22"/>
-          <w:szCs w:val="22"/>
-        </w:rPr>
-        <w:t xml:space="preserve"> </w:t>
-      </w:r>
-      <w:r>
-        <w:rPr>
-          <w:sz w:val="22"/>
-          <w:szCs w:val="22"/>
-        </w:rPr>
-        <w:t>Econometrics</w:t>
-      </w:r>
-      <w:r>
-        <w:rPr>
-          <w:sz w:val="22"/>
-          <w:szCs w:val="22"/>
-        </w:rPr>
-        <w:t xml:space="preserve"> (</w:t>
-      </w:r>
-      <w:r>
-        <w:rPr>
-          <w:sz w:val="22"/>
-          <w:szCs w:val="22"/>
-        </w:rPr>
-        <w:t>graduate</w:t>
-      </w:r>
-      <w:r>
-        <w:rPr>
-          <w:sz w:val="22"/>
-          <w:szCs w:val="22"/>
-        </w:rPr>
-        <w:t xml:space="preserve">), </w:t>
-      </w:r>
-      <w:r>
-        <w:rPr>
-          <w:sz w:val="22"/>
-          <w:szCs w:val="22"/>
-        </w:rPr>
-        <w:t>McGill University</w:t>
-      </w:r>
-      <w:r>
-        <w:rPr>
-          <w:sz w:val="22"/>
-          <w:szCs w:val="22"/>
-        </w:rPr>
-        <w:t xml:space="preserve">, </w:t>
-      </w:r>
-      <w:proofErr w:type="gramStart"/>
-      <w:r>
-        <w:rPr>
-          <w:sz w:val="22"/>
-          <w:szCs w:val="22"/>
-        </w:rPr>
-        <w:t>Fall</w:t>
-      </w:r>
-      <w:proofErr w:type="gramEnd"/>
-      <w:r>
-        <w:rPr>
-          <w:sz w:val="22"/>
-          <w:szCs w:val="22"/>
-        </w:rPr>
-        <w:t xml:space="preserve"> 20</w:t>
-      </w:r>
-      <w:r>
-        <w:rPr>
-          <w:sz w:val="22"/>
-          <w:szCs w:val="22"/>
-        </w:rPr>
-        <w:t xml:space="preserve">21– Fall 2023 </w:t>
-      </w:r>
-    </w:p>
-    <w:p>
-      <w:pPr>
-        <w:ind w:left="360"/>
-        <w:jc w:val="both"/>
-        <w:rPr>
-          <w:sz w:val="22"/>
-          <w:szCs w:val="22"/>
-        </w:rPr>
-      </w:pPr>
-      <w:r>
-        <w:rPr>
-          <w:sz w:val="22"/>
-          <w:szCs w:val="22"/>
-        </w:rPr>
-        <w:t xml:space="preserve">Teaching Assistant, </w:t>
-      </w:r>
-      <w:r>
-        <w:rPr>
-          <w:sz w:val="22"/>
-          <w:szCs w:val="22"/>
-        </w:rPr>
-        <w:t>Quantitative Methods</w:t>
-      </w:r>
-      <w:r>
-        <w:rPr>
-          <w:sz w:val="22"/>
-          <w:szCs w:val="22"/>
-        </w:rPr>
-        <w:t xml:space="preserve"> </w:t>
-      </w:r>
-      <w:r>
-        <w:rPr>
-          <w:sz w:val="22"/>
-          <w:szCs w:val="22"/>
-        </w:rPr>
-        <w:t>(graduate</w:t>
-      </w:r>
-      <w:r>
-        <w:rPr>
-          <w:sz w:val="22"/>
-          <w:szCs w:val="22"/>
-        </w:rPr>
-        <w:t>)</w:t>
-      </w:r>
-      <w:r>
-        <w:rPr>
-          <w:sz w:val="22"/>
-          <w:szCs w:val="22"/>
-        </w:rPr>
-        <w:t xml:space="preserve">, </w:t>
-      </w:r>
-      <w:r>
-        <w:rPr>
-          <w:sz w:val="22"/>
-          <w:szCs w:val="22"/>
-        </w:rPr>
-        <w:t>McGill University</w:t>
-      </w:r>
-      <w:r>
-        <w:rPr>
-          <w:sz w:val="22"/>
-          <w:szCs w:val="22"/>
-        </w:rPr>
-        <w:t xml:space="preserve">, </w:t>
-      </w:r>
-      <w:proofErr w:type="gramStart"/>
-      <w:r>
-        <w:rPr>
-          <w:sz w:val="22"/>
-          <w:szCs w:val="22"/>
-        </w:rPr>
-        <w:t>Fall</w:t>
-      </w:r>
-      <w:proofErr w:type="gramEnd"/>
-      <w:r>
-        <w:rPr>
-          <w:sz w:val="22"/>
-          <w:szCs w:val="22"/>
-        </w:rPr>
-        <w:t xml:space="preserve"> 20</w:t>
-      </w:r>
-      <w:r>
-        <w:rPr>
-          <w:sz w:val="22"/>
-          <w:szCs w:val="22"/>
-        </w:rPr>
-        <w:t>21, Fall</w:t>
-      </w:r>
-      <w:r>
-        <w:rPr>
-          <w:sz w:val="22"/>
-          <w:szCs w:val="22"/>
-        </w:rPr>
-        <w:t xml:space="preserve"> 20</w:t>
-      </w:r>
-      <w:r>
-        <w:rPr>
-          <w:sz w:val="22"/>
-          <w:szCs w:val="22"/>
-        </w:rPr>
-        <w:t>22 and Fall 2023</w:t>
-      </w:r>
-    </w:p>
-    <w:p>
-      <w:pPr>
-        <w:ind w:left="360"/>
-        <w:jc w:val="both"/>
-        <w:rPr>
-          <w:sz w:val="22"/>
-          <w:szCs w:val="22"/>
-        </w:rPr>
-      </w:pPr>
-      <w:r>
-        <w:rPr>
-          <w:sz w:val="22"/>
-          <w:szCs w:val="22"/>
-        </w:rPr>
-        <w:t xml:space="preserve">Teaching Assistant, </w:t>
-      </w:r>
-      <w:r>
-        <w:rPr>
-          <w:sz w:val="22"/>
-          <w:szCs w:val="22"/>
-        </w:rPr>
-        <w:t>Applied Cross-Sectional Methods</w:t>
-      </w:r>
-      <w:r>
-        <w:rPr>
-          <w:sz w:val="22"/>
-          <w:szCs w:val="22"/>
-        </w:rPr>
-        <w:t xml:space="preserve"> </w:t>
-      </w:r>
-      <w:r>
-        <w:rPr>
-          <w:sz w:val="22"/>
-          <w:szCs w:val="22"/>
-        </w:rPr>
-        <w:t xml:space="preserve">(graduate), </w:t>
-      </w:r>
-      <w:r>
-        <w:rPr>
-          <w:sz w:val="22"/>
-          <w:szCs w:val="22"/>
-        </w:rPr>
-        <w:t>McGill University</w:t>
-      </w:r>
-      <w:r>
-        <w:rPr>
-          <w:sz w:val="22"/>
-          <w:szCs w:val="22"/>
-        </w:rPr>
-        <w:t xml:space="preserve">, </w:t>
-      </w:r>
-      <w:r>
-        <w:rPr>
-          <w:sz w:val="22"/>
-          <w:szCs w:val="22"/>
-        </w:rPr>
-        <w:t>Winter</w:t>
-      </w:r>
-      <w:r>
-        <w:rPr>
-          <w:sz w:val="22"/>
-          <w:szCs w:val="22"/>
-        </w:rPr>
-        <w:t xml:space="preserve"> 20</w:t>
-      </w:r>
-      <w:r>
-        <w:rPr>
-          <w:sz w:val="22"/>
-          <w:szCs w:val="22"/>
-        </w:rPr>
-        <w:t>24</w:t>
-      </w:r>
-    </w:p>
-    <w:p>
-      <w:pPr>
-        <w:ind w:left="360"/>
-        <w:jc w:val="both"/>
-        <w:rPr>
-          <w:sz w:val="22"/>
-          <w:szCs w:val="22"/>
-        </w:rPr>
-      </w:pPr>
-      <w:r>
-        <w:rPr>
-          <w:sz w:val="22"/>
-          <w:szCs w:val="22"/>
-        </w:rPr>
-        <w:t xml:space="preserve">Teaching Assistant, </w:t>
-      </w:r>
-      <w:r>
-        <w:rPr>
-          <w:sz w:val="22"/>
-          <w:szCs w:val="22"/>
-        </w:rPr>
-        <w:t xml:space="preserve">Economic Statistics </w:t>
-      </w:r>
-      <w:r>
-        <w:rPr>
-          <w:sz w:val="22"/>
-          <w:szCs w:val="22"/>
-        </w:rPr>
-        <w:t>(</w:t>
-      </w:r>
-      <w:r>
-        <w:rPr>
-          <w:sz w:val="22"/>
-          <w:szCs w:val="22"/>
-        </w:rPr>
-        <w:t>undergraduate</w:t>
-      </w:r>
-      <w:r>
-        <w:rPr>
-          <w:sz w:val="22"/>
-          <w:szCs w:val="22"/>
-        </w:rPr>
-        <w:t xml:space="preserve">), </w:t>
-      </w:r>
-      <w:r>
-        <w:rPr>
-          <w:sz w:val="22"/>
-          <w:szCs w:val="22"/>
-        </w:rPr>
-        <w:t>McGill University</w:t>
-      </w:r>
-      <w:r>
-        <w:rPr>
-          <w:sz w:val="22"/>
-          <w:szCs w:val="22"/>
-        </w:rPr>
-        <w:t xml:space="preserve">, </w:t>
-      </w:r>
-      <w:r>
-        <w:rPr>
-          <w:sz w:val="22"/>
-          <w:szCs w:val="22"/>
-        </w:rPr>
-        <w:t>Fall</w:t>
-      </w:r>
-      <w:r>
-        <w:rPr>
-          <w:sz w:val="22"/>
-          <w:szCs w:val="22"/>
-        </w:rPr>
-        <w:t xml:space="preserve"> 20</w:t>
-      </w:r>
-      <w:r>
-        <w:rPr>
-          <w:sz w:val="22"/>
-          <w:szCs w:val="22"/>
-        </w:rPr>
-        <w:t>24 – Winter 2025</w:t>
-      </w:r>
-    </w:p>
-    <w:p>
-      <w:pPr>
-        <w:ind w:left="360"/>
-        <w:jc w:val="both"/>
-        <w:rPr>
-          <w:sz w:val="22"/>
-          <w:szCs w:val="22"/>
-        </w:rPr>
-      </w:pPr>
-      <w:r>
-        <w:rPr>
-          <w:sz w:val="22"/>
-          <w:szCs w:val="22"/>
-        </w:rPr>
-        <w:t xml:space="preserve">Teaching Assistant, </w:t>
-      </w:r>
-      <w:r>
-        <w:rPr>
-          <w:sz w:val="22"/>
-          <w:szCs w:val="22"/>
-        </w:rPr>
-        <w:t>Introduction to Econometrics</w:t>
-      </w:r>
-      <w:r>
-        <w:rPr>
-          <w:sz w:val="22"/>
-          <w:szCs w:val="22"/>
-        </w:rPr>
-        <w:t xml:space="preserve"> </w:t>
-      </w:r>
-      <w:r>
-        <w:rPr>
-          <w:sz w:val="22"/>
-          <w:szCs w:val="22"/>
-        </w:rPr>
-        <w:t>(</w:t>
-      </w:r>
-      <w:r>
-        <w:rPr>
-          <w:sz w:val="22"/>
-          <w:szCs w:val="22"/>
-        </w:rPr>
-        <w:t>undergraduate</w:t>
-      </w:r>
-      <w:r>
-        <w:rPr>
-          <w:sz w:val="22"/>
-          <w:szCs w:val="22"/>
-        </w:rPr>
-        <w:t xml:space="preserve">), </w:t>
-      </w:r>
-      <w:r>
-        <w:rPr>
-          <w:sz w:val="22"/>
-          <w:szCs w:val="22"/>
-        </w:rPr>
-        <w:t>University of Queensland</w:t>
-      </w:r>
-      <w:r>
-        <w:rPr>
-          <w:sz w:val="22"/>
-          <w:szCs w:val="22"/>
-        </w:rPr>
-        <w:t>, 20</w:t>
-      </w:r>
-      <w:r>
-        <w:rPr>
-          <w:sz w:val="22"/>
-          <w:szCs w:val="22"/>
-        </w:rPr>
-        <w:t xml:space="preserve">18– 2019 </w:t>
-      </w:r>
-    </w:p>
-    <w:p>
-      <w:pPr>
-        <w:ind w:left="360"/>
-        <w:jc w:val="both"/>
-        <w:rPr>
-          <w:sz w:val="22"/>
-          <w:szCs w:val="22"/>
-        </w:rPr>
-      </w:pPr>
-    </w:p>
-    <w:p>
-      <w:pPr>
-        <w:autoSpaceDE w:val="0"/>
-        <w:autoSpaceDN w:val="0"/>
-        <w:adjustRightInd w:val="0"/>
-        <w:spacing w:line="216" w:lineRule="auto"/>
-        <w:rPr>
-          <w:rFonts w:eastAsia="Calibri"/>
-          <w:bCs/>
-          <w:color w:val="000000"/>
-          <w:sz w:val="22"/>
-          <w:szCs w:val="22"/>
-          <w:lang w:val="en-CA" w:eastAsia="en-US"/>
-        </w:rPr>
-      </w:pPr>
-    </w:p>
-    <w:p>
-      <w:pPr>
-        <w:rPr>
-          <w:b/>
-          <w:sz w:val="22"/>
-          <w:szCs w:val="22"/>
-        </w:rPr>
-      </w:pPr>
-      <w:r>
-        <w:rPr>
-          <w:b/>
-          <w:sz w:val="22"/>
-          <w:szCs w:val="22"/>
-        </w:rPr>
-        <w:t>RESEARCH</w:t>
-      </w:r>
-      <w:r>
-        <w:rPr>
-          <w:b/>
-          <w:sz w:val="22"/>
-          <w:szCs w:val="22"/>
-        </w:rPr>
-        <w:t xml:space="preserve"> AND </w:t>
-      </w:r>
-      <w:r>
-        <w:rPr>
-          <w:b/>
-          <w:sz w:val="22"/>
-          <w:szCs w:val="22"/>
-        </w:rPr>
-        <w:t>WORK</w:t>
-      </w:r>
-      <w:r>
-        <w:rPr>
-          <w:b/>
-          <w:sz w:val="22"/>
-          <w:szCs w:val="22"/>
-        </w:rPr>
-        <w:t xml:space="preserve"> EXPERIENCE</w:t>
-      </w:r>
-    </w:p>
-    <w:p>
-      <w:pPr>
-        <w:ind w:left="360"/>
-        <w:jc w:val="both"/>
-        <w:rPr>
-          <w:sz w:val="22"/>
-          <w:szCs w:val="22"/>
-        </w:rPr>
-      </w:pPr>
-      <w:r>
-        <w:rPr>
-          <w:sz w:val="22"/>
-          <w:szCs w:val="22"/>
-        </w:rPr>
-        <w:t xml:space="preserve">ML Reproducibility Challenge, Prof. </w:t>
-      </w:r>
-      <w:r>
-        <w:rPr>
-          <w:sz w:val="22"/>
-          <w:szCs w:val="22"/>
-        </w:rPr>
-        <w:t>Siamak Ravanbakhsh</w:t>
-      </w:r>
-      <w:r>
-        <w:rPr>
-          <w:sz w:val="22"/>
-          <w:szCs w:val="22"/>
-        </w:rPr>
-        <w:t>, Fall 2021</w:t>
-      </w:r>
-    </w:p>
-    <w:p>
-      <w:pPr>
-        <w:ind w:left="360"/>
-        <w:jc w:val="both"/>
-        <w:rPr>
-          <w:sz w:val="22"/>
-          <w:szCs w:val="22"/>
-        </w:rPr>
-      </w:pPr>
-      <w:r>
-        <w:rPr>
-          <w:sz w:val="22"/>
-          <w:szCs w:val="22"/>
-        </w:rPr>
-        <w:t>Research Assistant, P</w:t>
-      </w:r>
-      <w:r>
-        <w:rPr>
-          <w:sz w:val="22"/>
-          <w:szCs w:val="22"/>
-        </w:rPr>
-        <w:t xml:space="preserve">rof. </w:t>
-      </w:r>
-      <w:r>
-        <w:rPr>
-          <w:sz w:val="22"/>
-          <w:szCs w:val="22"/>
-        </w:rPr>
-        <w:t>Renuka Mahadeva</w:t>
-      </w:r>
-      <w:r>
-        <w:rPr>
-          <w:sz w:val="22"/>
-          <w:szCs w:val="22"/>
-        </w:rPr>
-        <w:t>, U</w:t>
-      </w:r>
-      <w:r>
-        <w:rPr>
-          <w:sz w:val="22"/>
-          <w:szCs w:val="22"/>
-        </w:rPr>
-        <w:t xml:space="preserve">niversity of </w:t>
-      </w:r>
-      <w:r>
-        <w:rPr>
-          <w:sz w:val="22"/>
-          <w:szCs w:val="22"/>
-        </w:rPr>
-        <w:t>Queensland</w:t>
-      </w:r>
-      <w:r>
-        <w:rPr>
-          <w:sz w:val="22"/>
-          <w:szCs w:val="22"/>
-        </w:rPr>
-        <w:t xml:space="preserve">, </w:t>
-      </w:r>
-      <w:r>
-        <w:rPr>
-          <w:sz w:val="22"/>
-          <w:szCs w:val="22"/>
-        </w:rPr>
-        <w:t>Jul-Oct 2018</w:t>
-      </w:r>
-    </w:p>
-    <w:p>
-      <w:pPr>
-        <w:ind w:left="360"/>
-        <w:jc w:val="both"/>
-        <w:rPr>
-          <w:sz w:val="22"/>
-          <w:szCs w:val="22"/>
-        </w:rPr>
-      </w:pPr>
-      <w:r>
-        <w:rPr>
-          <w:sz w:val="22"/>
-          <w:szCs w:val="22"/>
-        </w:rPr>
-        <w:t>Research As</w:t>
-      </w:r>
-      <w:r>
-        <w:rPr>
-          <w:sz w:val="22"/>
-          <w:szCs w:val="22"/>
-        </w:rPr>
-        <w:t xml:space="preserve">sistant, </w:t>
-      </w:r>
-      <w:r>
-        <w:rPr>
-          <w:sz w:val="22"/>
-          <w:szCs w:val="22"/>
-        </w:rPr>
-        <w:t>Working as a Casual SRN (Student Relations Network) Crew member</w:t>
-      </w:r>
-      <w:r>
-        <w:rPr>
-          <w:sz w:val="22"/>
-          <w:szCs w:val="22"/>
-        </w:rPr>
-        <w:t>, S</w:t>
-      </w:r>
-      <w:r>
-        <w:rPr>
-          <w:sz w:val="22"/>
-          <w:szCs w:val="22"/>
-        </w:rPr>
-        <w:t>ept-Nov 2018</w:t>
-      </w:r>
-    </w:p>
-    <w:p>
-      <w:pPr>
-        <w:ind w:left="360"/>
-        <w:jc w:val="both"/>
-        <w:rPr>
-          <w:sz w:val="22"/>
-          <w:szCs w:val="22"/>
-        </w:rPr>
-      </w:pPr>
-      <w:r>
-        <w:rPr>
-          <w:sz w:val="22"/>
-          <w:szCs w:val="22"/>
-        </w:rPr>
-        <w:t>CIREQ Lunch Seminar presenter, 2023-2025.</w:t>
-      </w:r>
-    </w:p>
-    <w:p>
-      <w:pPr>
-        <w:ind w:left="360"/>
-        <w:jc w:val="both"/>
-        <w:rPr>
-          <w:sz w:val="22"/>
-          <w:szCs w:val="22"/>
-        </w:rPr>
-      </w:pPr>
-      <w:r>
-        <w:rPr>
-          <w:sz w:val="22"/>
-          <w:szCs w:val="22"/>
-        </w:rPr>
-        <w:t>Online competition</w:t>
-      </w:r>
-      <w:r>
-        <w:rPr>
-          <w:sz w:val="22"/>
-          <w:szCs w:val="22"/>
-        </w:rPr>
-        <w:t xml:space="preserve">, </w:t>
-      </w:r>
-      <w:r>
-        <w:rPr>
-          <w:sz w:val="22"/>
-          <w:szCs w:val="22"/>
-        </w:rPr>
-        <w:t>Black Friday sales prediction, Big Mart sale prediction, HR analytics, Feedback Prize - English Language Learning (Evaluating language knowledge of ELL students from grades 8-12)</w:t>
-      </w:r>
-      <w:r>
-        <w:rPr>
-          <w:sz w:val="22"/>
-          <w:szCs w:val="22"/>
-        </w:rPr>
-        <w:t xml:space="preserve"> </w:t>
-      </w:r>
-    </w:p>
-    <w:p>
-      <w:pPr>
-        <w:autoSpaceDE w:val="0"/>
-        <w:autoSpaceDN w:val="0"/>
-        <w:adjustRightInd w:val="0"/>
-        <w:spacing w:line="216" w:lineRule="auto"/>
-        <w:rPr>
-          <w:rFonts w:eastAsia="Calibri"/>
-          <w:bCs/>
-          <w:color w:val="000000"/>
-          <w:sz w:val="22"/>
-          <w:szCs w:val="22"/>
-          <w:lang w:val="en-CA" w:eastAsia="en-US"/>
-        </w:rPr>
-      </w:pPr>
-    </w:p>
-    <w:bookmarkEnd w:id="0"/>
-    <w:p>
-      <w:pPr>
-        <w:autoSpaceDE w:val="0"/>
-        <w:autoSpaceDN w:val="0"/>
-        <w:adjustRightInd w:val="0"/>
-        <w:spacing w:line="216" w:lineRule="auto"/>
-        <w:rPr>
-          <w:rFonts w:eastAsia="Calibri"/>
-          <w:bCs/>
-          <w:color w:val="000000"/>
-          <w:sz w:val="22"/>
-          <w:szCs w:val="22"/>
-          <w:lang w:val="en-CA" w:eastAsia="en-US"/>
-        </w:rPr>
-      </w:pPr>
-    </w:p>
-    <w:p>
-      <w:pPr>
-        <w:rPr>
-          <w:b/>
-          <w:sz w:val="22"/>
-          <w:szCs w:val="22"/>
-        </w:rPr>
-      </w:pPr>
-      <w:r>
-        <w:rPr>
-          <w:b/>
-          <w:sz w:val="22"/>
-          <w:szCs w:val="22"/>
-        </w:rPr>
-        <w:t>GRANTS AND AWARDS</w:t>
-      </w:r>
-    </w:p>
-    <w:p>
-      <w:pPr>
-        <w:ind w:left="360"/>
-        <w:jc w:val="both"/>
-        <w:rPr>
-          <w:sz w:val="22"/>
-          <w:szCs w:val="22"/>
-        </w:rPr>
-      </w:pPr>
-      <w:r>
-        <w:rPr>
-          <w:sz w:val="22"/>
-          <w:szCs w:val="22"/>
-        </w:rPr>
-        <w:t>Graduate Funding, McGill University Department of Economics</w:t>
-      </w:r>
-    </w:p>
-    <w:p>
-      <w:pPr>
-        <w:ind w:left="360"/>
-        <w:jc w:val="both"/>
-        <w:rPr>
-          <w:sz w:val="22"/>
-          <w:szCs w:val="22"/>
-        </w:rPr>
-      </w:pPr>
-      <w:r>
-        <w:rPr>
-          <w:sz w:val="22"/>
-          <w:szCs w:val="22"/>
-        </w:rPr>
-        <w:t>FitzGerald scholarship for Bachelor of Economics (</w:t>
-      </w:r>
-      <w:proofErr w:type="spellStart"/>
-      <w:r>
-        <w:rPr>
-          <w:sz w:val="22"/>
-          <w:szCs w:val="22"/>
-        </w:rPr>
-        <w:t>Honour</w:t>
-      </w:r>
-      <w:proofErr w:type="spellEnd"/>
-      <w:r>
-        <w:rPr>
-          <w:sz w:val="22"/>
-          <w:szCs w:val="22"/>
-        </w:rPr>
-        <w:t>)</w:t>
-      </w:r>
-      <w:r>
-        <w:rPr>
-          <w:sz w:val="22"/>
-          <w:szCs w:val="22"/>
-        </w:rPr>
-        <w:t>, 2019</w:t>
-      </w:r>
-    </w:p>
-    <w:p>
-      <w:pPr>
-        <w:ind w:left="360"/>
-        <w:jc w:val="both"/>
-        <w:rPr>
-          <w:sz w:val="22"/>
-          <w:szCs w:val="22"/>
-        </w:rPr>
-      </w:pPr>
-      <w:r>
-        <w:rPr>
-          <w:sz w:val="22"/>
-          <w:szCs w:val="22"/>
-        </w:rPr>
-        <w:t>Vietnam Undergraduate Scholarship at The School of Economics - The University of Queensland.</w:t>
-      </w:r>
-    </w:p>
-    <w:p>
-      <w:pPr>
-        <w:autoSpaceDE w:val="0"/>
-        <w:autoSpaceDN w:val="0"/>
-        <w:adjustRightInd w:val="0"/>
-        <w:spacing w:line="216" w:lineRule="auto"/>
-        <w:jc w:val="both"/>
-        <w:rPr>
-          <w:rFonts w:eastAsia="Calibri"/>
-          <w:bCs/>
-          <w:color w:val="000000"/>
-          <w:sz w:val="22"/>
-          <w:szCs w:val="22"/>
-          <w:lang w:val="en-CA" w:eastAsia="en-US"/>
-        </w:rPr>
-      </w:pPr>
-    </w:p>
-    <w:p>
-      <w:pPr>
-        <w:autoSpaceDE w:val="0"/>
-        <w:autoSpaceDN w:val="0"/>
-        <w:adjustRightInd w:val="0"/>
-        <w:spacing w:line="216" w:lineRule="auto"/>
-        <w:jc w:val="both"/>
-        <w:rPr>
-          <w:rFonts w:eastAsia="Calibri"/>
-          <w:bCs/>
-          <w:color w:val="000000"/>
-          <w:sz w:val="22"/>
-          <w:szCs w:val="22"/>
-          <w:lang w:val="en-CA" w:eastAsia="en-US"/>
-        </w:rPr>
-      </w:pPr>
-    </w:p>
-    <w:p>
-      <w:pPr>
-        <w:autoSpaceDE w:val="0"/>
-        <w:autoSpaceDN w:val="0"/>
-        <w:adjustRightInd w:val="0"/>
-        <w:spacing w:line="216" w:lineRule="auto"/>
-        <w:jc w:val="both"/>
-        <w:rPr>
-          <w:rFonts w:eastAsia="Calibri"/>
-          <w:b/>
-          <w:bCs/>
-          <w:color w:val="000000"/>
-          <w:sz w:val="22"/>
-          <w:szCs w:val="22"/>
-          <w:lang w:val="en-CA" w:eastAsia="en-US"/>
-        </w:rPr>
-      </w:pPr>
-      <w:bookmarkStart w:id="1" w:name="_Hlk210554069"/>
-      <w:r>
-        <w:rPr>
-          <w:rFonts w:eastAsia="Calibri"/>
-          <w:b/>
-          <w:bCs/>
-          <w:color w:val="000000"/>
-          <w:sz w:val="22"/>
-          <w:szCs w:val="22"/>
-          <w:lang w:val="en-CA" w:eastAsia="en-US"/>
-        </w:rPr>
-        <w:t>LANGUAGES</w:t>
+        <w:t>Central banks adjust their communication strategies to balance clarity and flexibility, especially amid shifting economic conditions. Textual complexity can signal deliberate ambiguity, preserving policy maneuverability while still guiding expectations. This paper uses natural language tools to analyze policy statements from multiple central banks and their relationship to textual complexity, examining not only readability but also abstractness, informativeness, and disunity. Findings show that complexity increases during periods of low growth or economic stimulus, and that messaging aimed at households and firms accounts for a significant share, underscoring the importance of effective communication with the general public. By tracing these patterns, the study deepens our understanding of how central banks communicate during crises and contributes to broader research on credibility and policy signalling.</w:t>
       </w:r>
     </w:p>
     <w:p>
@@ -2657,101 +1247,41 @@
         <w:ind w:left="360"/>
         <w:jc w:val="both"/>
         <w:rPr>
-          <w:rFonts w:eastAsia="Calibri"/>
-          <w:bCs/>
-          <w:color w:val="000000"/>
-          <w:sz w:val="22"/>
-          <w:szCs w:val="22"/>
-          <w:lang w:val="en-CA" w:eastAsia="en-US"/>
-        </w:rPr>
-      </w:pPr>
-      <w:r>
-        <w:rPr>
-          <w:rFonts w:eastAsia="Calibri"/>
-          <w:bCs/>
-          <w:color w:val="000000"/>
-          <w:sz w:val="22"/>
-          <w:szCs w:val="22"/>
-          <w:lang w:val="en-CA" w:eastAsia="en-US"/>
-        </w:rPr>
-        <w:t>English (fluent)</w:t>
-      </w:r>
-      <w:r>
-        <w:rPr>
-          <w:rFonts w:eastAsia="Calibri"/>
-          <w:bCs/>
-          <w:color w:val="000000"/>
-          <w:sz w:val="22"/>
-          <w:szCs w:val="22"/>
-          <w:lang w:val="en-CA" w:eastAsia="en-US"/>
-        </w:rPr>
-        <w:t xml:space="preserve">, </w:t>
-      </w:r>
-      <w:r>
-        <w:rPr>
-          <w:rFonts w:eastAsia="Calibri"/>
-          <w:bCs/>
-          <w:color w:val="000000"/>
-          <w:sz w:val="22"/>
-          <w:szCs w:val="22"/>
-          <w:lang w:val="en-CA" w:eastAsia="en-US"/>
-        </w:rPr>
-        <w:t>Vietnamese</w:t>
-      </w:r>
-      <w:r>
-        <w:rPr>
-          <w:rFonts w:eastAsia="Calibri"/>
-          <w:bCs/>
-          <w:color w:val="000000"/>
-          <w:sz w:val="22"/>
-          <w:szCs w:val="22"/>
-          <w:lang w:val="en-CA" w:eastAsia="en-US"/>
-        </w:rPr>
-        <w:t xml:space="preserve"> (native), </w:t>
-      </w:r>
-      <w:r>
-        <w:rPr>
-          <w:rFonts w:eastAsia="Calibri"/>
-          <w:bCs/>
-          <w:color w:val="000000"/>
-          <w:sz w:val="22"/>
-          <w:szCs w:val="22"/>
-          <w:lang w:val="en-CA" w:eastAsia="en-US"/>
-        </w:rPr>
-        <w:t>French</w:t>
-      </w:r>
-      <w:r>
-        <w:rPr>
-          <w:rFonts w:eastAsia="Calibri"/>
-          <w:bCs/>
-          <w:color w:val="000000"/>
-          <w:sz w:val="22"/>
-          <w:szCs w:val="22"/>
-          <w:lang w:val="en-CA" w:eastAsia="en-US"/>
-        </w:rPr>
-        <w:t xml:space="preserve"> (</w:t>
-      </w:r>
-      <w:r>
-        <w:rPr>
-          <w:rFonts w:eastAsia="Calibri"/>
-          <w:bCs/>
-          <w:color w:val="000000"/>
-          <w:sz w:val="22"/>
-          <w:szCs w:val="22"/>
-          <w:lang w:val="en-CA" w:eastAsia="en-US"/>
-        </w:rPr>
-        <w:t>beginner</w:t>
-      </w:r>
-      <w:r>
-        <w:rPr>
-          <w:rFonts w:eastAsia="Calibri"/>
-          <w:bCs/>
-          <w:color w:val="000000"/>
-          <w:sz w:val="22"/>
-          <w:szCs w:val="22"/>
-          <w:lang w:val="en-CA" w:eastAsia="en-US"/>
-        </w:rPr>
-        <w:t>)</w:t>
+          <w:rFonts w:eastAsia="Times New Roman"/>
+          <w:sz w:val="22"/>
+          <w:szCs w:val="22"/>
+        </w:rPr>
+      </w:pPr>
+    </w:p>
+    <w:p>
+      <w:pPr>
+        <w:autoSpaceDE w:val="0"/>
+        <w:autoSpaceDN w:val="0"/>
+        <w:adjustRightInd w:val="0"/>
+        <w:ind w:left="360"/>
+        <w:jc w:val="both"/>
+        <w:rPr>
+          <w:i/>
+          <w:sz w:val="22"/>
+          <w:szCs w:val="22"/>
+        </w:rPr>
+      </w:pPr>
+      <w:r>
+        <w:rPr>
+          <w:sz w:val="22"/>
+          <w:szCs w:val="22"/>
+        </w:rPr>
+        <w:t xml:space="preserve">“Deliberation and Policy Outcomes: Evidence from the FOMC,” with </w:t>
+      </w:r>
+      <w:r>
+        <w:rPr>
+          <w:rFonts w:eastAsia="Calibri"/>
+          <w:bCs/>
+          <w:sz w:val="22"/>
+          <w:szCs w:val="22"/>
+          <w:lang w:val="en-CA" w:eastAsia="en-US"/>
+        </w:rPr>
+        <w:t>Francisco Ruge-Murcia and Alessandro Riboni</w:t>
       </w:r>
     </w:p>
     <w:p>
@@ -2765,7 +1295,6 @@
         <w:rPr>
           <w:rFonts w:eastAsia="Calibri"/>
           <w:bCs/>
-          <w:color w:val="000000"/>
           <w:sz w:val="22"/>
           <w:szCs w:val="22"/>
           <w:lang w:val="en-CA" w:eastAsia="en-US"/>
@@ -2783,21 +1312,6 @@
         <w:rPr>
           <w:rFonts w:eastAsia="Calibri"/>
           <w:bCs/>
-          <w:color w:val="000000"/>
-          <w:sz w:val="22"/>
-          <w:szCs w:val="22"/>
-          <w:lang w:val="en-CA" w:eastAsia="en-US"/>
-        </w:rPr>
-      </w:pPr>
-    </w:p>
-    <w:p>
-      <w:pPr>
-        <w:autoSpaceDE w:val="0"/>
-        <w:autoSpaceDN w:val="0"/>
-        <w:adjustRightInd w:val="0"/>
-        <w:rPr>
-          <w:rFonts w:eastAsia="Calibri"/>
-          <w:color w:val="000000"/>
           <w:sz w:val="22"/>
           <w:szCs w:val="22"/>
           <w:lang w:eastAsia="en-US"/>
@@ -2806,14 +1320,12 @@
       <w:r>
         <w:rPr>
           <w:rFonts w:eastAsia="Calibri"/>
-          <w:b/>
-          <w:bCs/>
-          <w:color w:val="000000"/>
+          <w:bCs/>
           <w:sz w:val="22"/>
           <w:szCs w:val="22"/>
           <w:lang w:eastAsia="en-US"/>
         </w:rPr>
-        <w:t xml:space="preserve">COMPUTATIONAL SKILLS </w:t>
+        <w:t>Natural language processing is used to extract information from FOMC transcripts and</w:t>
       </w:r>
     </w:p>
     <w:p>
@@ -2827,6 +1339,141 @@
         <w:rPr>
           <w:rFonts w:eastAsia="Calibri"/>
           <w:bCs/>
+          <w:sz w:val="22"/>
+          <w:szCs w:val="22"/>
+          <w:lang w:eastAsia="en-US"/>
+        </w:rPr>
+      </w:pPr>
+      <w:r>
+        <w:rPr>
+          <w:rFonts w:eastAsia="Calibri"/>
+          <w:bCs/>
+          <w:sz w:val="22"/>
+          <w:szCs w:val="22"/>
+          <w:lang w:eastAsia="en-US"/>
+        </w:rPr>
+        <w:t>construct quantitative text-based measures of policy stance, emotions, and collaboration. These</w:t>
+      </w:r>
+    </w:p>
+    <w:p>
+      <w:pPr>
+        <w:autoSpaceDE w:val="0"/>
+        <w:autoSpaceDN w:val="0"/>
+        <w:adjustRightInd w:val="0"/>
+        <w:spacing w:line="216" w:lineRule="auto"/>
+        <w:ind w:left="360"/>
+        <w:jc w:val="both"/>
+        <w:rPr>
+          <w:rFonts w:eastAsia="Calibri"/>
+          <w:bCs/>
+          <w:sz w:val="22"/>
+          <w:szCs w:val="22"/>
+          <w:lang w:eastAsia="en-US"/>
+        </w:rPr>
+      </w:pPr>
+      <w:r>
+        <w:rPr>
+          <w:rFonts w:eastAsia="Calibri"/>
+          <w:bCs/>
+          <w:sz w:val="22"/>
+          <w:szCs w:val="22"/>
+          <w:lang w:eastAsia="en-US"/>
+        </w:rPr>
+        <w:t>measures are inputs in[to] an econometric model of deliberation where members interact with</w:t>
+      </w:r>
+    </w:p>
+    <w:p>
+      <w:pPr>
+        <w:autoSpaceDE w:val="0"/>
+        <w:autoSpaceDN w:val="0"/>
+        <w:adjustRightInd w:val="0"/>
+        <w:spacing w:line="216" w:lineRule="auto"/>
+        <w:ind w:left="360"/>
+        <w:jc w:val="both"/>
+        <w:rPr>
+          <w:rFonts w:eastAsia="Calibri"/>
+          <w:bCs/>
+          <w:sz w:val="22"/>
+          <w:szCs w:val="22"/>
+          <w:lang w:eastAsia="en-US"/>
+        </w:rPr>
+      </w:pPr>
+      <w:r>
+        <w:rPr>
+          <w:rFonts w:eastAsia="Calibri"/>
+          <w:bCs/>
+          <w:sz w:val="22"/>
+          <w:szCs w:val="22"/>
+          <w:lang w:eastAsia="en-US"/>
+        </w:rPr>
+        <w:t>one another across rounds of a meeting and over time across meetings. Evidence is reported</w:t>
+      </w:r>
+    </w:p>
+    <w:p>
+      <w:pPr>
+        <w:autoSpaceDE w:val="0"/>
+        <w:autoSpaceDN w:val="0"/>
+        <w:adjustRightInd w:val="0"/>
+        <w:spacing w:line="216" w:lineRule="auto"/>
+        <w:ind w:left="360"/>
+        <w:jc w:val="both"/>
+        <w:rPr>
+          <w:rFonts w:eastAsia="Calibri"/>
+          <w:bCs/>
+          <w:sz w:val="22"/>
+          <w:szCs w:val="22"/>
+          <w:lang w:eastAsia="en-US"/>
+        </w:rPr>
+      </w:pPr>
+      <w:r>
+        <w:rPr>
+          <w:rFonts w:eastAsia="Calibri"/>
+          <w:bCs/>
+          <w:sz w:val="22"/>
+          <w:szCs w:val="22"/>
+          <w:lang w:eastAsia="en-US"/>
+        </w:rPr>
+        <w:t>that members learn from one another during within-meeting deliberation and exert influence</w:t>
+      </w:r>
+    </w:p>
+    <w:p>
+      <w:pPr>
+        <w:autoSpaceDE w:val="0"/>
+        <w:autoSpaceDN w:val="0"/>
+        <w:adjustRightInd w:val="0"/>
+        <w:spacing w:line="216" w:lineRule="auto"/>
+        <w:ind w:left="360"/>
+        <w:jc w:val="both"/>
+        <w:rPr>
+          <w:rFonts w:eastAsia="Calibri"/>
+          <w:bCs/>
+          <w:sz w:val="22"/>
+          <w:szCs w:val="22"/>
+          <w:lang w:eastAsia="en-US"/>
+        </w:rPr>
+      </w:pPr>
+      <w:r>
+        <w:rPr>
+          <w:rFonts w:eastAsia="Calibri"/>
+          <w:bCs/>
+          <w:sz w:val="22"/>
+          <w:szCs w:val="22"/>
+          <w:lang w:eastAsia="en-US"/>
+        </w:rPr>
+        <w:t>across meetings. Although emotional tone has limited effect on policy stances and decisions, it</w:t>
+      </w:r>
+    </w:p>
+    <w:p>
+      <w:pPr>
+        <w:autoSpaceDE w:val="0"/>
+        <w:autoSpaceDN w:val="0"/>
+        <w:adjustRightInd w:val="0"/>
+        <w:spacing w:line="216" w:lineRule="auto"/>
+        <w:ind w:left="360"/>
+        <w:jc w:val="both"/>
+        <w:rPr>
+          <w:rFonts w:eastAsia="Calibri"/>
+          <w:bCs/>
           <w:color w:val="000000"/>
           <w:sz w:val="22"/>
           <w:szCs w:val="22"/>
@@ -2836,149 +1483,1323 @@
       <w:r>
         <w:rPr>
           <w:rFonts w:eastAsia="Calibri"/>
+          <w:bCs/>
+          <w:sz w:val="22"/>
+          <w:szCs w:val="22"/>
+          <w:lang w:eastAsia="en-US"/>
+        </w:rPr>
+        <w:t>has strong predictive power [on] for dissent behavior.</w:t>
+      </w:r>
+      <w:r>
+        <w:rPr>
+          <w:b/>
+          <w:sz w:val="22"/>
+          <w:szCs w:val="22"/>
+        </w:rPr>
+        <w:br w:type="page"/>
+      </w:r>
+    </w:p>
+    <w:p>
+      <w:pPr>
+        <w:rPr>
+          <w:b/>
+          <w:sz w:val="22"/>
+          <w:szCs w:val="22"/>
+        </w:rPr>
+      </w:pPr>
+      <w:r>
+        <w:rPr>
+          <w:b/>
+          <w:sz w:val="22"/>
+          <w:szCs w:val="22"/>
+        </w:rPr>
+        <w:lastRenderedPageBreak/>
+        <w:t xml:space="preserve">OTHER RESEARCH </w:t>
+      </w:r>
+      <w:r>
+        <w:rPr>
+          <w:b/>
+          <w:sz w:val="22"/>
+          <w:szCs w:val="22"/>
+        </w:rPr>
+        <w:t>PAPERS</w:t>
+      </w:r>
+    </w:p>
+    <w:p>
+      <w:pPr>
+        <w:autoSpaceDE w:val="0"/>
+        <w:autoSpaceDN w:val="0"/>
+        <w:adjustRightInd w:val="0"/>
+        <w:ind w:left="360"/>
+        <w:jc w:val="both"/>
+        <w:rPr>
+          <w:sz w:val="22"/>
+          <w:szCs w:val="22"/>
+        </w:rPr>
+      </w:pPr>
+      <w:r>
+        <w:rPr>
+          <w:sz w:val="22"/>
+          <w:szCs w:val="22"/>
+        </w:rPr>
+        <w:t>“</w:t>
+      </w:r>
+      <w:r>
+        <w:rPr>
+          <w:sz w:val="22"/>
+          <w:szCs w:val="22"/>
+        </w:rPr>
+        <w:t>Regulation Complexity Measurements: Methods and Patterns across Time and Industry</w:t>
+      </w:r>
+      <w:r>
+        <w:rPr>
+          <w:sz w:val="22"/>
+          <w:szCs w:val="22"/>
+        </w:rPr>
+        <w:t>”</w:t>
+      </w:r>
+      <w:r>
+        <w:rPr>
+          <w:sz w:val="22"/>
+          <w:szCs w:val="22"/>
+        </w:rPr>
+        <w:t xml:space="preserve">, </w:t>
+      </w:r>
+      <w:r>
+        <w:rPr>
+          <w:sz w:val="22"/>
+          <w:szCs w:val="22"/>
+        </w:rPr>
+        <w:t xml:space="preserve">2023, </w:t>
+      </w:r>
+      <w:r>
+        <w:rPr>
+          <w:rFonts w:eastAsia="Calibri"/>
+          <w:bCs/>
+          <w:sz w:val="22"/>
+          <w:szCs w:val="22"/>
+          <w:lang w:val="en-CA" w:eastAsia="en-US"/>
+        </w:rPr>
+        <w:t>unpublished manuscript</w:t>
+      </w:r>
+      <w:r>
+        <w:rPr>
+          <w:sz w:val="22"/>
+          <w:szCs w:val="22"/>
+        </w:rPr>
+        <w:t xml:space="preserve"> </w:t>
+      </w:r>
+    </w:p>
+    <w:p>
+      <w:pPr>
+        <w:autoSpaceDE w:val="0"/>
+        <w:autoSpaceDN w:val="0"/>
+        <w:adjustRightInd w:val="0"/>
+        <w:ind w:left="360"/>
+        <w:jc w:val="both"/>
+        <w:rPr>
+          <w:sz w:val="22"/>
+          <w:szCs w:val="22"/>
+        </w:rPr>
+      </w:pPr>
+      <w:r>
+        <w:rPr>
+          <w:sz w:val="22"/>
+          <w:szCs w:val="22"/>
+        </w:rPr>
+        <w:t>“</w:t>
+      </w:r>
+      <w:r>
+        <w:rPr>
+          <w:sz w:val="22"/>
+          <w:szCs w:val="22"/>
+        </w:rPr>
+        <w:t>Applied Causal Inference using Identification Robust Confidence Sets Under Sparsity</w:t>
+      </w:r>
+      <w:r>
+        <w:rPr>
+          <w:sz w:val="22"/>
+          <w:szCs w:val="22"/>
+        </w:rPr>
+        <w:t>”</w:t>
+      </w:r>
+      <w:r>
+        <w:rPr>
+          <w:sz w:val="22"/>
+          <w:szCs w:val="22"/>
+        </w:rPr>
+        <w:t>, 2019, Honours Thesis, School of Economics, The University of Queensland</w:t>
+      </w:r>
+    </w:p>
+    <w:p>
+      <w:pPr>
+        <w:autoSpaceDE w:val="0"/>
+        <w:autoSpaceDN w:val="0"/>
+        <w:adjustRightInd w:val="0"/>
+        <w:jc w:val="both"/>
+        <w:rPr>
+          <w:sz w:val="22"/>
+          <w:szCs w:val="22"/>
+        </w:rPr>
+      </w:pPr>
+    </w:p>
+    <w:p>
+      <w:pPr>
+        <w:autoSpaceDE w:val="0"/>
+        <w:autoSpaceDN w:val="0"/>
+        <w:adjustRightInd w:val="0"/>
+        <w:jc w:val="both"/>
+        <w:rPr>
+          <w:sz w:val="22"/>
+          <w:szCs w:val="22"/>
+        </w:rPr>
+      </w:pPr>
+    </w:p>
+    <w:p>
+      <w:pPr>
+        <w:rPr>
+          <w:b/>
+          <w:sz w:val="22"/>
+          <w:szCs w:val="22"/>
+        </w:rPr>
+      </w:pPr>
+      <w:bookmarkStart w:id="0" w:name="_Hlk210554001"/>
+      <w:r>
+        <w:rPr>
+          <w:b/>
+          <w:sz w:val="22"/>
+          <w:szCs w:val="22"/>
+        </w:rPr>
+        <w:t>TEACHING EXPERIENCE</w:t>
+      </w:r>
+    </w:p>
+    <w:p>
+      <w:pPr>
+        <w:ind w:left="360"/>
+        <w:rPr>
+          <w:sz w:val="22"/>
+          <w:szCs w:val="22"/>
+        </w:rPr>
+      </w:pPr>
+      <w:r>
+        <w:rPr>
+          <w:sz w:val="22"/>
+          <w:szCs w:val="22"/>
+        </w:rPr>
+        <w:t>Teaching Assistant</w:t>
+      </w:r>
+      <w:r>
+        <w:rPr>
+          <w:sz w:val="22"/>
+          <w:szCs w:val="22"/>
+        </w:rPr>
+        <w:t>,</w:t>
+      </w:r>
+      <w:r>
+        <w:rPr>
+          <w:sz w:val="22"/>
+          <w:szCs w:val="22"/>
+        </w:rPr>
+        <w:t xml:space="preserve"> </w:t>
+      </w:r>
+      <w:r>
+        <w:rPr>
+          <w:sz w:val="22"/>
+          <w:szCs w:val="22"/>
+        </w:rPr>
+        <w:t>Econometrics</w:t>
+      </w:r>
+      <w:r>
+        <w:rPr>
+          <w:sz w:val="22"/>
+          <w:szCs w:val="22"/>
+        </w:rPr>
+        <w:t xml:space="preserve"> (</w:t>
+      </w:r>
+      <w:r>
+        <w:rPr>
+          <w:sz w:val="22"/>
+          <w:szCs w:val="22"/>
+        </w:rPr>
+        <w:t>graduate</w:t>
+      </w:r>
+      <w:r>
+        <w:rPr>
+          <w:sz w:val="22"/>
+          <w:szCs w:val="22"/>
+        </w:rPr>
+        <w:t xml:space="preserve">), </w:t>
+      </w:r>
+      <w:r>
+        <w:rPr>
+          <w:sz w:val="22"/>
+          <w:szCs w:val="22"/>
+        </w:rPr>
+        <w:t>McGill University</w:t>
+      </w:r>
+      <w:r>
+        <w:rPr>
+          <w:sz w:val="22"/>
+          <w:szCs w:val="22"/>
+        </w:rPr>
+        <w:t xml:space="preserve">, </w:t>
+      </w:r>
+      <w:r>
+        <w:rPr>
+          <w:sz w:val="22"/>
+          <w:szCs w:val="22"/>
+        </w:rPr>
+        <w:t>Fall</w:t>
+      </w:r>
+      <w:r>
+        <w:rPr>
+          <w:sz w:val="22"/>
+          <w:szCs w:val="22"/>
+        </w:rPr>
+        <w:t xml:space="preserve"> 20</w:t>
+      </w:r>
+      <w:r>
+        <w:rPr>
+          <w:sz w:val="22"/>
+          <w:szCs w:val="22"/>
+        </w:rPr>
+        <w:t xml:space="preserve">21– Fall 2023 </w:t>
+      </w:r>
+    </w:p>
+    <w:p>
+      <w:pPr>
+        <w:ind w:left="360"/>
+        <w:jc w:val="both"/>
+        <w:rPr>
+          <w:sz w:val="22"/>
+          <w:szCs w:val="22"/>
+        </w:rPr>
+      </w:pPr>
+      <w:r>
+        <w:rPr>
+          <w:sz w:val="22"/>
+          <w:szCs w:val="22"/>
+        </w:rPr>
+        <w:t xml:space="preserve">Teaching Assistant, </w:t>
+      </w:r>
+      <w:r>
+        <w:rPr>
+          <w:sz w:val="22"/>
+          <w:szCs w:val="22"/>
+        </w:rPr>
+        <w:t>Quantitative Methods</w:t>
+      </w:r>
+      <w:r>
+        <w:rPr>
+          <w:sz w:val="22"/>
+          <w:szCs w:val="22"/>
+        </w:rPr>
+        <w:t xml:space="preserve"> </w:t>
+      </w:r>
+      <w:r>
+        <w:rPr>
+          <w:sz w:val="22"/>
+          <w:szCs w:val="22"/>
+        </w:rPr>
+        <w:t>(graduate</w:t>
+      </w:r>
+      <w:r>
+        <w:rPr>
+          <w:sz w:val="22"/>
+          <w:szCs w:val="22"/>
+        </w:rPr>
+        <w:t>)</w:t>
+      </w:r>
+      <w:r>
+        <w:rPr>
+          <w:sz w:val="22"/>
+          <w:szCs w:val="22"/>
+        </w:rPr>
+        <w:t xml:space="preserve">, </w:t>
+      </w:r>
+      <w:r>
+        <w:rPr>
+          <w:sz w:val="22"/>
+          <w:szCs w:val="22"/>
+        </w:rPr>
+        <w:t>McGill University</w:t>
+      </w:r>
+      <w:r>
+        <w:rPr>
+          <w:sz w:val="22"/>
+          <w:szCs w:val="22"/>
+        </w:rPr>
+        <w:t>, Fall 20</w:t>
+      </w:r>
+      <w:r>
+        <w:rPr>
+          <w:sz w:val="22"/>
+          <w:szCs w:val="22"/>
+        </w:rPr>
+        <w:t>21, Fall</w:t>
+      </w:r>
+      <w:r>
+        <w:rPr>
+          <w:sz w:val="22"/>
+          <w:szCs w:val="22"/>
+        </w:rPr>
+        <w:t xml:space="preserve"> 20</w:t>
+      </w:r>
+      <w:r>
+        <w:rPr>
+          <w:sz w:val="22"/>
+          <w:szCs w:val="22"/>
+        </w:rPr>
+        <w:t>22 and Fall 2023</w:t>
+      </w:r>
+    </w:p>
+    <w:p>
+      <w:pPr>
+        <w:ind w:left="360"/>
+        <w:jc w:val="both"/>
+        <w:rPr>
+          <w:sz w:val="22"/>
+          <w:szCs w:val="22"/>
+        </w:rPr>
+      </w:pPr>
+      <w:r>
+        <w:rPr>
+          <w:sz w:val="22"/>
+          <w:szCs w:val="22"/>
+        </w:rPr>
+        <w:t xml:space="preserve">Teaching Assistant, </w:t>
+      </w:r>
+      <w:r>
+        <w:rPr>
+          <w:sz w:val="22"/>
+          <w:szCs w:val="22"/>
+        </w:rPr>
+        <w:t xml:space="preserve">Applied Cross-Sectional Methods </w:t>
+      </w:r>
+      <w:r>
+        <w:rPr>
+          <w:sz w:val="22"/>
+          <w:szCs w:val="22"/>
+        </w:rPr>
+        <w:t xml:space="preserve">(graduate), </w:t>
+      </w:r>
+      <w:r>
+        <w:rPr>
+          <w:sz w:val="22"/>
+          <w:szCs w:val="22"/>
+        </w:rPr>
+        <w:t>McGill University</w:t>
+      </w:r>
+      <w:r>
+        <w:rPr>
+          <w:sz w:val="22"/>
+          <w:szCs w:val="22"/>
+        </w:rPr>
+        <w:t xml:space="preserve">, </w:t>
+      </w:r>
+      <w:r>
+        <w:rPr>
+          <w:sz w:val="22"/>
+          <w:szCs w:val="22"/>
+        </w:rPr>
+        <w:t>Winter</w:t>
+      </w:r>
+      <w:r>
+        <w:rPr>
+          <w:sz w:val="22"/>
+          <w:szCs w:val="22"/>
+        </w:rPr>
+        <w:t xml:space="preserve"> 20</w:t>
+      </w:r>
+      <w:r>
+        <w:rPr>
+          <w:sz w:val="22"/>
+          <w:szCs w:val="22"/>
+        </w:rPr>
+        <w:t>24</w:t>
+      </w:r>
+    </w:p>
+    <w:p>
+      <w:pPr>
+        <w:ind w:left="360"/>
+        <w:jc w:val="both"/>
+        <w:rPr>
+          <w:sz w:val="22"/>
+          <w:szCs w:val="22"/>
+        </w:rPr>
+      </w:pPr>
+      <w:r>
+        <w:rPr>
+          <w:sz w:val="22"/>
+          <w:szCs w:val="22"/>
+        </w:rPr>
+        <w:t>Teaching Assistant, Economic Statistics (undergraduate), McGill University, Fall 2024 – Winter 2025</w:t>
+      </w:r>
+    </w:p>
+    <w:p>
+      <w:pPr>
+        <w:ind w:left="360"/>
+        <w:jc w:val="both"/>
+        <w:rPr>
+          <w:sz w:val="22"/>
+          <w:szCs w:val="22"/>
+        </w:rPr>
+      </w:pPr>
+      <w:r>
+        <w:rPr>
+          <w:sz w:val="22"/>
+          <w:szCs w:val="22"/>
+        </w:rPr>
+        <w:t xml:space="preserve">Teaching Assistant, </w:t>
+      </w:r>
+      <w:r>
+        <w:rPr>
+          <w:sz w:val="22"/>
+          <w:szCs w:val="22"/>
+        </w:rPr>
+        <w:t xml:space="preserve">Introduction to Econometrics </w:t>
+      </w:r>
+      <w:r>
+        <w:rPr>
+          <w:sz w:val="22"/>
+          <w:szCs w:val="22"/>
+        </w:rPr>
+        <w:t>(</w:t>
+      </w:r>
+      <w:r>
+        <w:rPr>
+          <w:sz w:val="22"/>
+          <w:szCs w:val="22"/>
+        </w:rPr>
+        <w:t>undergraduate</w:t>
+      </w:r>
+      <w:r>
+        <w:rPr>
+          <w:sz w:val="22"/>
+          <w:szCs w:val="22"/>
+        </w:rPr>
+        <w:t xml:space="preserve">), </w:t>
+      </w:r>
+      <w:r>
+        <w:rPr>
+          <w:sz w:val="22"/>
+          <w:szCs w:val="22"/>
+        </w:rPr>
+        <w:t>University of Queensland</w:t>
+      </w:r>
+      <w:r>
+        <w:rPr>
+          <w:sz w:val="22"/>
+          <w:szCs w:val="22"/>
+        </w:rPr>
+        <w:t>, 20</w:t>
+      </w:r>
+      <w:r>
+        <w:rPr>
+          <w:sz w:val="22"/>
+          <w:szCs w:val="22"/>
+        </w:rPr>
+        <w:t xml:space="preserve">18– 2019 </w:t>
+      </w:r>
+    </w:p>
+    <w:p>
+      <w:pPr>
+        <w:ind w:left="360"/>
+        <w:jc w:val="both"/>
+        <w:rPr>
+          <w:sz w:val="22"/>
+          <w:szCs w:val="22"/>
+        </w:rPr>
+      </w:pPr>
+    </w:p>
+    <w:p>
+      <w:pPr>
+        <w:autoSpaceDE w:val="0"/>
+        <w:autoSpaceDN w:val="0"/>
+        <w:adjustRightInd w:val="0"/>
+        <w:spacing w:line="216" w:lineRule="auto"/>
+        <w:rPr>
+          <w:rFonts w:eastAsia="Calibri"/>
+          <w:bCs/>
+          <w:sz w:val="22"/>
+          <w:szCs w:val="22"/>
+          <w:lang w:val="en-CA" w:eastAsia="en-US"/>
+        </w:rPr>
+      </w:pPr>
+    </w:p>
+    <w:p>
+      <w:pPr>
+        <w:rPr>
+          <w:b/>
+          <w:sz w:val="22"/>
+          <w:szCs w:val="22"/>
+        </w:rPr>
+      </w:pPr>
+      <w:r>
+        <w:rPr>
+          <w:b/>
+          <w:sz w:val="22"/>
+          <w:szCs w:val="22"/>
+        </w:rPr>
+        <w:t>RESEARCH</w:t>
+      </w:r>
+      <w:r>
+        <w:rPr>
+          <w:b/>
+          <w:sz w:val="22"/>
+          <w:szCs w:val="22"/>
+        </w:rPr>
+        <w:t xml:space="preserve"> AND </w:t>
+      </w:r>
+      <w:r>
+        <w:rPr>
+          <w:b/>
+          <w:sz w:val="22"/>
+          <w:szCs w:val="22"/>
+        </w:rPr>
+        <w:t>WORK</w:t>
+      </w:r>
+      <w:r>
+        <w:rPr>
+          <w:b/>
+          <w:sz w:val="22"/>
+          <w:szCs w:val="22"/>
+        </w:rPr>
+        <w:t xml:space="preserve"> EXPERIENCE</w:t>
+      </w:r>
+    </w:p>
+    <w:p>
+      <w:pPr>
+        <w:ind w:left="360"/>
+        <w:jc w:val="both"/>
+        <w:rPr>
+          <w:sz w:val="22"/>
+          <w:szCs w:val="22"/>
+        </w:rPr>
+      </w:pPr>
+      <w:r>
+        <w:rPr>
+          <w:sz w:val="22"/>
+          <w:szCs w:val="22"/>
+        </w:rPr>
+        <w:t>ML Reproducibility Challenge, Prof. Siamak Ravanbakhsh, Fall 2021</w:t>
+      </w:r>
+    </w:p>
+    <w:p>
+      <w:pPr>
+        <w:ind w:left="360"/>
+        <w:jc w:val="both"/>
+        <w:rPr>
+          <w:sz w:val="22"/>
+          <w:szCs w:val="22"/>
+        </w:rPr>
+      </w:pPr>
+      <w:r>
+        <w:rPr>
+          <w:sz w:val="22"/>
+          <w:szCs w:val="22"/>
+        </w:rPr>
+        <w:t>Research Assistant, P</w:t>
+      </w:r>
+      <w:r>
+        <w:rPr>
+          <w:sz w:val="22"/>
+          <w:szCs w:val="22"/>
+        </w:rPr>
+        <w:t xml:space="preserve">rof. </w:t>
+      </w:r>
+      <w:r>
+        <w:rPr>
+          <w:sz w:val="22"/>
+          <w:szCs w:val="22"/>
+        </w:rPr>
+        <w:t>Renuka Mahadeva</w:t>
+      </w:r>
+      <w:r>
+        <w:rPr>
+          <w:sz w:val="22"/>
+          <w:szCs w:val="22"/>
+        </w:rPr>
+        <w:t>, U</w:t>
+      </w:r>
+      <w:r>
+        <w:rPr>
+          <w:sz w:val="22"/>
+          <w:szCs w:val="22"/>
+        </w:rPr>
+        <w:t xml:space="preserve">niversity of </w:t>
+      </w:r>
+      <w:r>
+        <w:rPr>
+          <w:sz w:val="22"/>
+          <w:szCs w:val="22"/>
+        </w:rPr>
+        <w:t>Queensland</w:t>
+      </w:r>
+      <w:r>
+        <w:rPr>
+          <w:sz w:val="22"/>
+          <w:szCs w:val="22"/>
+        </w:rPr>
+        <w:t xml:space="preserve">, </w:t>
+      </w:r>
+      <w:r>
+        <w:rPr>
+          <w:sz w:val="22"/>
+          <w:szCs w:val="22"/>
+        </w:rPr>
+        <w:t>Jul-Oct 2018</w:t>
+      </w:r>
+    </w:p>
+    <w:p>
+      <w:pPr>
+        <w:ind w:left="360"/>
+        <w:jc w:val="both"/>
+        <w:rPr>
+          <w:sz w:val="22"/>
+          <w:szCs w:val="22"/>
+        </w:rPr>
+      </w:pPr>
+      <w:r>
+        <w:rPr>
+          <w:sz w:val="22"/>
+          <w:szCs w:val="22"/>
+        </w:rPr>
+        <w:t>Research As</w:t>
+      </w:r>
+      <w:r>
+        <w:rPr>
+          <w:sz w:val="22"/>
+          <w:szCs w:val="22"/>
+        </w:rPr>
+        <w:t xml:space="preserve">sistant, </w:t>
+      </w:r>
+      <w:r>
+        <w:rPr>
+          <w:sz w:val="22"/>
+          <w:szCs w:val="22"/>
+        </w:rPr>
+        <w:t>Working as a Casual SRN (Student Relations Network) Crew member</w:t>
+      </w:r>
+      <w:r>
+        <w:rPr>
+          <w:sz w:val="22"/>
+          <w:szCs w:val="22"/>
+        </w:rPr>
+        <w:t>, S</w:t>
+      </w:r>
+      <w:r>
+        <w:rPr>
+          <w:sz w:val="22"/>
+          <w:szCs w:val="22"/>
+        </w:rPr>
+        <w:t>ept-Nov 2018</w:t>
+      </w:r>
+    </w:p>
+    <w:p>
+      <w:pPr>
+        <w:ind w:left="360"/>
+        <w:jc w:val="both"/>
+        <w:rPr>
+          <w:sz w:val="22"/>
+          <w:szCs w:val="22"/>
+        </w:rPr>
+      </w:pPr>
+      <w:r>
+        <w:rPr>
+          <w:sz w:val="22"/>
+          <w:szCs w:val="22"/>
+        </w:rPr>
+        <w:t>CIREQ Lunch Seminar presenter, 2023-2025</w:t>
+      </w:r>
+    </w:p>
+    <w:p>
+      <w:pPr>
+        <w:ind w:left="360"/>
+        <w:jc w:val="both"/>
+        <w:rPr>
+          <w:sz w:val="22"/>
+          <w:szCs w:val="22"/>
+        </w:rPr>
+      </w:pPr>
+      <w:r>
+        <w:rPr>
+          <w:sz w:val="22"/>
+          <w:szCs w:val="22"/>
+        </w:rPr>
+        <w:t xml:space="preserve">Participated </w:t>
+      </w:r>
+      <w:r>
+        <w:rPr>
+          <w:sz w:val="22"/>
+          <w:szCs w:val="22"/>
+        </w:rPr>
+        <w:t>in online</w:t>
+      </w:r>
+      <w:r>
+        <w:rPr>
+          <w:sz w:val="22"/>
+          <w:szCs w:val="22"/>
+        </w:rPr>
+        <w:t xml:space="preserve"> competition</w:t>
+      </w:r>
+      <w:r>
+        <w:rPr>
+          <w:sz w:val="22"/>
+          <w:szCs w:val="22"/>
+        </w:rPr>
+        <w:t>,</w:t>
+      </w:r>
+      <w:r>
+        <w:rPr>
+          <w:sz w:val="22"/>
+          <w:szCs w:val="22"/>
+        </w:rPr>
+        <w:t xml:space="preserve"> including</w:t>
+      </w:r>
+      <w:r>
+        <w:rPr>
+          <w:sz w:val="22"/>
+          <w:szCs w:val="22"/>
+        </w:rPr>
+        <w:t xml:space="preserve"> </w:t>
+      </w:r>
+      <w:r>
+        <w:rPr>
+          <w:sz w:val="22"/>
+          <w:szCs w:val="22"/>
+        </w:rPr>
+        <w:t>Black Friday sales prediction, Big Mart sale prediction, HR analytics, Feedback Prize - English Language Learning (Evaluating language knowledge of ELL students from grades 8-12)</w:t>
+      </w:r>
+      <w:r>
+        <w:rPr>
+          <w:sz w:val="22"/>
+          <w:szCs w:val="22"/>
+        </w:rPr>
+        <w:t>, 2018-2024</w:t>
+      </w:r>
+    </w:p>
+    <w:p>
+      <w:pPr>
+        <w:autoSpaceDE w:val="0"/>
+        <w:autoSpaceDN w:val="0"/>
+        <w:adjustRightInd w:val="0"/>
+        <w:spacing w:line="216" w:lineRule="auto"/>
+        <w:rPr>
+          <w:rFonts w:eastAsia="Calibri"/>
+          <w:bCs/>
+          <w:sz w:val="22"/>
+          <w:szCs w:val="22"/>
+          <w:lang w:val="en-CA" w:eastAsia="en-US"/>
+        </w:rPr>
+      </w:pPr>
+    </w:p>
+    <w:bookmarkEnd w:id="0"/>
+    <w:p>
+      <w:pPr>
+        <w:autoSpaceDE w:val="0"/>
+        <w:autoSpaceDN w:val="0"/>
+        <w:adjustRightInd w:val="0"/>
+        <w:spacing w:line="216" w:lineRule="auto"/>
+        <w:rPr>
+          <w:rFonts w:eastAsia="Calibri"/>
+          <w:bCs/>
+          <w:sz w:val="22"/>
+          <w:szCs w:val="22"/>
+          <w:lang w:val="en-CA" w:eastAsia="en-US"/>
+        </w:rPr>
+      </w:pPr>
+    </w:p>
+    <w:p>
+      <w:pPr>
+        <w:rPr>
+          <w:b/>
+          <w:sz w:val="22"/>
+          <w:szCs w:val="22"/>
+        </w:rPr>
+      </w:pPr>
+      <w:r>
+        <w:rPr>
+          <w:b/>
+          <w:sz w:val="22"/>
+          <w:szCs w:val="22"/>
+        </w:rPr>
+        <w:t>GRANTS AND AWARDS</w:t>
+      </w:r>
+    </w:p>
+    <w:p>
+      <w:pPr>
+        <w:ind w:left="360"/>
+        <w:jc w:val="both"/>
+        <w:rPr>
+          <w:sz w:val="22"/>
+          <w:szCs w:val="22"/>
+        </w:rPr>
+      </w:pPr>
+      <w:r>
+        <w:rPr>
+          <w:sz w:val="22"/>
+          <w:szCs w:val="22"/>
+        </w:rPr>
+        <w:t>Graduate Funding, McGill University Department of Economics</w:t>
+      </w:r>
+    </w:p>
+    <w:p>
+      <w:pPr>
+        <w:ind w:left="360"/>
+        <w:jc w:val="both"/>
+        <w:rPr>
+          <w:sz w:val="22"/>
+          <w:szCs w:val="22"/>
+        </w:rPr>
+      </w:pPr>
+      <w:r>
+        <w:rPr>
+          <w:sz w:val="22"/>
+          <w:szCs w:val="22"/>
+        </w:rPr>
+        <w:t>FitzGerald scholarship for Bachelor of Economics (Honour), 2019</w:t>
+      </w:r>
+    </w:p>
+    <w:p>
+      <w:pPr>
+        <w:ind w:left="360"/>
+        <w:jc w:val="both"/>
+        <w:rPr>
+          <w:sz w:val="22"/>
+          <w:szCs w:val="22"/>
+        </w:rPr>
+      </w:pPr>
+      <w:r>
+        <w:rPr>
+          <w:sz w:val="22"/>
+          <w:szCs w:val="22"/>
+        </w:rPr>
+        <w:t>Vietnam Undergraduate Scholarship at The School of Economics - The University of Queensland</w:t>
+      </w:r>
+    </w:p>
+    <w:p>
+      <w:pPr>
+        <w:autoSpaceDE w:val="0"/>
+        <w:autoSpaceDN w:val="0"/>
+        <w:adjustRightInd w:val="0"/>
+        <w:spacing w:line="216" w:lineRule="auto"/>
+        <w:jc w:val="both"/>
+        <w:rPr>
+          <w:rFonts w:eastAsia="Calibri"/>
+          <w:bCs/>
+          <w:sz w:val="22"/>
+          <w:szCs w:val="22"/>
+          <w:lang w:val="en-CA" w:eastAsia="en-US"/>
+        </w:rPr>
+      </w:pPr>
+    </w:p>
+    <w:p>
+      <w:pPr>
+        <w:autoSpaceDE w:val="0"/>
+        <w:autoSpaceDN w:val="0"/>
+        <w:adjustRightInd w:val="0"/>
+        <w:spacing w:line="216" w:lineRule="auto"/>
+        <w:jc w:val="both"/>
+        <w:rPr>
+          <w:rFonts w:eastAsia="Calibri"/>
+          <w:bCs/>
+          <w:sz w:val="22"/>
+          <w:szCs w:val="22"/>
+          <w:lang w:val="en-CA" w:eastAsia="en-US"/>
+        </w:rPr>
+      </w:pPr>
+    </w:p>
+    <w:p>
+      <w:pPr>
+        <w:autoSpaceDE w:val="0"/>
+        <w:autoSpaceDN w:val="0"/>
+        <w:adjustRightInd w:val="0"/>
+        <w:spacing w:line="216" w:lineRule="auto"/>
+        <w:jc w:val="both"/>
+        <w:rPr>
+          <w:rFonts w:eastAsia="Calibri"/>
+          <w:b/>
+          <w:bCs/>
+          <w:sz w:val="22"/>
+          <w:szCs w:val="22"/>
+          <w:lang w:eastAsia="en-US"/>
+        </w:rPr>
+      </w:pPr>
+      <w:r>
+        <w:rPr>
+          <w:rFonts w:eastAsia="Calibri"/>
+          <w:b/>
+          <w:bCs/>
+          <w:sz w:val="22"/>
+          <w:szCs w:val="22"/>
+          <w:lang w:eastAsia="en-US"/>
+        </w:rPr>
+        <w:t>CONFERENCE AND SEMINAR PRESENTATIONS</w:t>
+      </w:r>
+    </w:p>
+    <w:p>
+      <w:pPr>
+        <w:ind w:left="360"/>
+        <w:jc w:val="both"/>
+        <w:rPr>
+          <w:sz w:val="22"/>
+          <w:szCs w:val="22"/>
+        </w:rPr>
+      </w:pPr>
+      <w:r>
+        <w:rPr>
+          <w:rFonts w:eastAsia="Calibri"/>
+          <w:sz w:val="22"/>
+          <w:szCs w:val="22"/>
+          <w:lang w:eastAsia="en-US"/>
+        </w:rPr>
+        <w:t xml:space="preserve">2023-2025: </w:t>
+      </w:r>
+      <w:r>
+        <w:rPr>
+          <w:sz w:val="22"/>
+          <w:szCs w:val="22"/>
+        </w:rPr>
+        <w:t>CIREQ Lunch Seminar presenter, 2026: CIREQ Weekly PhD Student Research Workshop (scheduled)</w:t>
+      </w:r>
+    </w:p>
+    <w:p>
+      <w:pPr>
+        <w:ind w:left="360"/>
+        <w:jc w:val="both"/>
+        <w:rPr>
+          <w:sz w:val="22"/>
+          <w:szCs w:val="22"/>
+        </w:rPr>
+      </w:pPr>
+    </w:p>
+    <w:p>
+      <w:pPr>
+        <w:autoSpaceDE w:val="0"/>
+        <w:autoSpaceDN w:val="0"/>
+        <w:adjustRightInd w:val="0"/>
+        <w:spacing w:line="216" w:lineRule="auto"/>
+        <w:jc w:val="both"/>
+        <w:rPr>
+          <w:rFonts w:eastAsia="Calibri"/>
+          <w:bCs/>
+          <w:sz w:val="22"/>
+          <w:szCs w:val="22"/>
+          <w:lang w:val="en-CA" w:eastAsia="en-US"/>
+        </w:rPr>
+      </w:pPr>
+    </w:p>
+    <w:p>
+      <w:pPr>
+        <w:autoSpaceDE w:val="0"/>
+        <w:autoSpaceDN w:val="0"/>
+        <w:adjustRightInd w:val="0"/>
+        <w:spacing w:line="216" w:lineRule="auto"/>
+        <w:jc w:val="both"/>
+        <w:rPr>
+          <w:rFonts w:eastAsia="Calibri"/>
+          <w:b/>
+          <w:bCs/>
+          <w:sz w:val="22"/>
+          <w:szCs w:val="22"/>
+          <w:lang w:val="en-CA" w:eastAsia="en-US"/>
+        </w:rPr>
+      </w:pPr>
+      <w:bookmarkStart w:id="1" w:name="_Hlk210554069"/>
+      <w:r>
+        <w:rPr>
+          <w:rFonts w:eastAsia="Calibri"/>
+          <w:b/>
+          <w:bCs/>
+          <w:sz w:val="22"/>
+          <w:szCs w:val="22"/>
+          <w:lang w:val="en-CA" w:eastAsia="en-US"/>
+        </w:rPr>
+        <w:t>LANGUAGES</w:t>
+      </w:r>
+    </w:p>
+    <w:p>
+      <w:pPr>
+        <w:autoSpaceDE w:val="0"/>
+        <w:autoSpaceDN w:val="0"/>
+        <w:adjustRightInd w:val="0"/>
+        <w:spacing w:line="216" w:lineRule="auto"/>
+        <w:ind w:left="360"/>
+        <w:jc w:val="both"/>
+        <w:rPr>
+          <w:rFonts w:eastAsia="Calibri"/>
+          <w:bCs/>
+          <w:sz w:val="22"/>
+          <w:szCs w:val="22"/>
+          <w:lang w:val="en-CA" w:eastAsia="en-US"/>
+        </w:rPr>
+      </w:pPr>
+      <w:r>
+        <w:rPr>
+          <w:rFonts w:eastAsia="Calibri"/>
+          <w:bCs/>
+          <w:sz w:val="22"/>
+          <w:szCs w:val="22"/>
+          <w:lang w:val="en-CA" w:eastAsia="en-US"/>
+        </w:rPr>
+        <w:t xml:space="preserve">English (fluent), </w:t>
+      </w:r>
+      <w:r>
+        <w:rPr>
+          <w:rFonts w:eastAsia="Calibri"/>
+          <w:bCs/>
+          <w:sz w:val="22"/>
+          <w:szCs w:val="22"/>
+          <w:lang w:val="en-CA" w:eastAsia="en-US"/>
+        </w:rPr>
+        <w:t>Vietnamese</w:t>
+      </w:r>
+      <w:r>
+        <w:rPr>
+          <w:rFonts w:eastAsia="Calibri"/>
+          <w:bCs/>
+          <w:sz w:val="22"/>
+          <w:szCs w:val="22"/>
+          <w:lang w:val="en-CA" w:eastAsia="en-US"/>
+        </w:rPr>
+        <w:t xml:space="preserve"> (native), </w:t>
+      </w:r>
+      <w:r>
+        <w:rPr>
+          <w:rFonts w:eastAsia="Calibri"/>
+          <w:bCs/>
+          <w:sz w:val="22"/>
+          <w:szCs w:val="22"/>
+          <w:lang w:val="en-CA" w:eastAsia="en-US"/>
+        </w:rPr>
+        <w:t>French</w:t>
+      </w:r>
+      <w:r>
+        <w:rPr>
+          <w:rFonts w:eastAsia="Calibri"/>
+          <w:bCs/>
+          <w:sz w:val="22"/>
+          <w:szCs w:val="22"/>
+          <w:lang w:val="en-CA" w:eastAsia="en-US"/>
+        </w:rPr>
+        <w:t xml:space="preserve"> (</w:t>
+      </w:r>
+      <w:r>
+        <w:rPr>
+          <w:rFonts w:eastAsia="Calibri"/>
+          <w:bCs/>
+          <w:sz w:val="22"/>
+          <w:szCs w:val="22"/>
+          <w:lang w:val="en-CA" w:eastAsia="en-US"/>
+        </w:rPr>
+        <w:t>beginner</w:t>
+      </w:r>
+      <w:r>
+        <w:rPr>
+          <w:rFonts w:eastAsia="Calibri"/>
+          <w:bCs/>
+          <w:sz w:val="22"/>
+          <w:szCs w:val="22"/>
+          <w:lang w:val="en-CA" w:eastAsia="en-US"/>
+        </w:rPr>
+        <w:t>)</w:t>
+      </w:r>
+    </w:p>
+    <w:p>
+      <w:pPr>
+        <w:autoSpaceDE w:val="0"/>
+        <w:autoSpaceDN w:val="0"/>
+        <w:adjustRightInd w:val="0"/>
+        <w:spacing w:line="216" w:lineRule="auto"/>
+        <w:ind w:left="360"/>
+        <w:jc w:val="both"/>
+        <w:rPr>
+          <w:rFonts w:eastAsia="Calibri"/>
+          <w:bCs/>
+          <w:sz w:val="22"/>
+          <w:szCs w:val="22"/>
+          <w:lang w:val="en-CA" w:eastAsia="en-US"/>
+        </w:rPr>
+      </w:pPr>
+    </w:p>
+    <w:p>
+      <w:pPr>
+        <w:autoSpaceDE w:val="0"/>
+        <w:autoSpaceDN w:val="0"/>
+        <w:adjustRightInd w:val="0"/>
+        <w:spacing w:line="216" w:lineRule="auto"/>
+        <w:ind w:left="360"/>
+        <w:jc w:val="both"/>
+        <w:rPr>
+          <w:rFonts w:eastAsia="Calibri"/>
+          <w:bCs/>
+          <w:sz w:val="22"/>
+          <w:szCs w:val="22"/>
+          <w:lang w:val="en-CA" w:eastAsia="en-US"/>
+        </w:rPr>
+      </w:pPr>
+    </w:p>
+    <w:p>
+      <w:pPr>
+        <w:autoSpaceDE w:val="0"/>
+        <w:autoSpaceDN w:val="0"/>
+        <w:adjustRightInd w:val="0"/>
+        <w:rPr>
+          <w:rFonts w:eastAsia="Calibri"/>
+          <w:sz w:val="22"/>
+          <w:szCs w:val="22"/>
+          <w:lang w:eastAsia="en-US"/>
+        </w:rPr>
+      </w:pPr>
+      <w:r>
+        <w:rPr>
+          <w:rFonts w:eastAsia="Calibri"/>
+          <w:b/>
+          <w:bCs/>
+          <w:sz w:val="22"/>
+          <w:szCs w:val="22"/>
+          <w:lang w:eastAsia="en-US"/>
+        </w:rPr>
+        <w:t xml:space="preserve">COMPUTATIONAL SKILLS </w:t>
+      </w:r>
+    </w:p>
+    <w:p>
+      <w:pPr>
+        <w:autoSpaceDE w:val="0"/>
+        <w:autoSpaceDN w:val="0"/>
+        <w:adjustRightInd w:val="0"/>
+        <w:spacing w:line="216" w:lineRule="auto"/>
+        <w:ind w:left="360"/>
+        <w:jc w:val="both"/>
+        <w:rPr>
+          <w:rFonts w:eastAsia="Calibri"/>
+          <w:bCs/>
+          <w:sz w:val="22"/>
+          <w:szCs w:val="22"/>
+          <w:lang w:val="en-CA" w:eastAsia="en-US"/>
+        </w:rPr>
+      </w:pPr>
+      <w:r>
+        <w:rPr>
+          <w:rFonts w:eastAsia="Calibri"/>
+          <w:sz w:val="22"/>
+          <w:szCs w:val="22"/>
+          <w:lang w:eastAsia="en-US"/>
+        </w:rPr>
+        <w:t>Python</w:t>
+      </w:r>
+      <w:r>
+        <w:rPr>
+          <w:rFonts w:eastAsia="Calibri"/>
+          <w:sz w:val="22"/>
+          <w:szCs w:val="22"/>
+          <w:lang w:eastAsia="en-US"/>
+        </w:rPr>
+        <w:t xml:space="preserve"> (highly proficient)</w:t>
+      </w:r>
+      <w:r>
+        <w:rPr>
+          <w:rFonts w:eastAsia="Calibri"/>
+          <w:sz w:val="22"/>
+          <w:szCs w:val="22"/>
+          <w:lang w:eastAsia="en-US"/>
+        </w:rPr>
+        <w:t xml:space="preserve">, </w:t>
+      </w:r>
+      <w:r>
+        <w:rPr>
+          <w:rFonts w:eastAsia="Calibri"/>
+          <w:sz w:val="22"/>
+          <w:szCs w:val="22"/>
+          <w:lang w:eastAsia="en-US"/>
+        </w:rPr>
+        <w:t>MATLAB</w:t>
+      </w:r>
+      <w:r>
+        <w:rPr>
+          <w:rFonts w:eastAsia="Calibri"/>
+          <w:sz w:val="22"/>
+          <w:szCs w:val="22"/>
+          <w:lang w:eastAsia="en-US"/>
+        </w:rPr>
+        <w:t>, Stata</w:t>
+      </w:r>
+      <w:r>
+        <w:rPr>
+          <w:rFonts w:eastAsia="Calibri"/>
+          <w:sz w:val="22"/>
+          <w:szCs w:val="22"/>
+          <w:lang w:eastAsia="en-US"/>
+        </w:rPr>
+        <w:t xml:space="preserve"> (Proficient)</w:t>
+      </w:r>
+      <w:r>
+        <w:rPr>
+          <w:rFonts w:eastAsia="Calibri"/>
+          <w:sz w:val="22"/>
+          <w:szCs w:val="22"/>
+          <w:lang w:eastAsia="en-US"/>
+        </w:rPr>
+        <w:t xml:space="preserve">, </w:t>
+      </w:r>
+      <w:r>
+        <w:rPr>
+          <w:rFonts w:eastAsia="Calibri"/>
+          <w:sz w:val="22"/>
+          <w:szCs w:val="22"/>
+          <w:lang w:eastAsia="en-US"/>
+        </w:rPr>
+        <w:t xml:space="preserve">R, EViews, </w:t>
+      </w:r>
+      <w:r>
+        <w:rPr>
+          <w:rFonts w:eastAsia="Calibri"/>
+          <w:sz w:val="22"/>
+          <w:szCs w:val="22"/>
+          <w:lang w:eastAsia="en-US"/>
+        </w:rPr>
+        <w:t>HTML</w:t>
+      </w:r>
+      <w:r>
+        <w:rPr>
+          <w:rFonts w:eastAsia="Calibri"/>
+          <w:sz w:val="22"/>
+          <w:szCs w:val="22"/>
+          <w:lang w:eastAsia="en-US"/>
+        </w:rPr>
+        <w:t>, C++</w:t>
+      </w:r>
+    </w:p>
+    <w:bookmarkEnd w:id="1"/>
+    <w:p>
+      <w:pPr>
+        <w:autoSpaceDE w:val="0"/>
+        <w:autoSpaceDN w:val="0"/>
+        <w:adjustRightInd w:val="0"/>
+        <w:spacing w:line="216" w:lineRule="auto"/>
+        <w:rPr>
+          <w:rFonts w:eastAsia="Calibri"/>
+          <w:bCs/>
           <w:color w:val="000000"/>
           <w:sz w:val="22"/>
           <w:szCs w:val="22"/>
-          <w:lang w:eastAsia="en-US"/>
-        </w:rPr>
-        <w:t>Python</w:t>
-      </w:r>
-      <w:r>
-        <w:rPr>
-          <w:rFonts w:eastAsia="Calibri"/>
+          <w:lang w:val="en-CA" w:eastAsia="en-US"/>
+        </w:rPr>
+      </w:pPr>
+    </w:p>
+    <w:p>
+      <w:pPr>
+        <w:autoSpaceDE w:val="0"/>
+        <w:autoSpaceDN w:val="0"/>
+        <w:adjustRightInd w:val="0"/>
+        <w:spacing w:line="216" w:lineRule="auto"/>
+        <w:rPr>
+          <w:rFonts w:eastAsia="Calibri"/>
+          <w:bCs/>
           <w:color w:val="000000"/>
           <w:sz w:val="22"/>
           <w:szCs w:val="22"/>
-          <w:lang w:eastAsia="en-US"/>
-        </w:rPr>
-        <w:t xml:space="preserve"> (highly proficient)</w:t>
-      </w:r>
-      <w:r>
-        <w:rPr>
-          <w:rFonts w:eastAsia="Calibri"/>
-          <w:color w:val="000000"/>
-          <w:sz w:val="22"/>
-          <w:szCs w:val="22"/>
-          <w:lang w:eastAsia="en-US"/>
-        </w:rPr>
-        <w:t xml:space="preserve">, </w:t>
-      </w:r>
-      <w:r>
-        <w:rPr>
-          <w:rFonts w:eastAsia="Calibri"/>
-          <w:color w:val="000000"/>
-          <w:sz w:val="22"/>
-          <w:szCs w:val="22"/>
-          <w:lang w:eastAsia="en-US"/>
-        </w:rPr>
-        <w:t>MATLAB</w:t>
-      </w:r>
-      <w:r>
-        <w:rPr>
-          <w:rFonts w:eastAsia="Calibri"/>
-          <w:color w:val="000000"/>
-          <w:sz w:val="22"/>
-          <w:szCs w:val="22"/>
-          <w:lang w:eastAsia="en-US"/>
-        </w:rPr>
-        <w:t>, Stata</w:t>
-      </w:r>
-      <w:r>
-        <w:rPr>
-          <w:rFonts w:eastAsia="Calibri"/>
-          <w:color w:val="000000"/>
-          <w:sz w:val="22"/>
-          <w:szCs w:val="22"/>
-          <w:lang w:eastAsia="en-US"/>
-        </w:rPr>
-        <w:t xml:space="preserve"> (Proficient)</w:t>
-      </w:r>
-      <w:r>
-        <w:rPr>
-          <w:rFonts w:eastAsia="Calibri"/>
-          <w:color w:val="000000"/>
-          <w:sz w:val="22"/>
-          <w:szCs w:val="22"/>
-          <w:lang w:eastAsia="en-US"/>
-        </w:rPr>
-        <w:t xml:space="preserve">, </w:t>
-      </w:r>
-      <w:r>
-        <w:rPr>
-          <w:rFonts w:eastAsia="Calibri"/>
-          <w:color w:val="000000"/>
-          <w:sz w:val="22"/>
-          <w:szCs w:val="22"/>
-          <w:lang w:eastAsia="en-US"/>
-        </w:rPr>
-        <w:t xml:space="preserve">R, EViews, </w:t>
-      </w:r>
-      <w:r>
-        <w:rPr>
-          <w:rFonts w:eastAsia="Calibri"/>
-          <w:color w:val="000000"/>
-          <w:sz w:val="22"/>
-          <w:szCs w:val="22"/>
-          <w:lang w:eastAsia="en-US"/>
-        </w:rPr>
-        <w:t>HTML</w:t>
-      </w:r>
-      <w:r>
-        <w:rPr>
-          <w:rFonts w:eastAsia="Calibri"/>
-          <w:color w:val="000000"/>
-          <w:sz w:val="22"/>
-          <w:szCs w:val="22"/>
-          <w:lang w:eastAsia="en-US"/>
-        </w:rPr>
-        <w:t>, C++</w:t>
-      </w:r>
-    </w:p>
-    <w:bookmarkEnd w:id="1"/>
-    <w:p>
-      <w:pPr>
-        <w:autoSpaceDE w:val="0"/>
-        <w:autoSpaceDN w:val="0"/>
-        <w:adjustRightInd w:val="0"/>
-        <w:spacing w:line="216" w:lineRule="auto"/>
-        <w:rPr>
-          <w:rFonts w:eastAsia="Calibri"/>
-          <w:bCs/>
-          <w:color w:val="000000"/>
-          <w:sz w:val="22"/>
-          <w:szCs w:val="22"/>
-          <w:lang w:val="en-CA" w:eastAsia="en-US"/>
-        </w:rPr>
-      </w:pPr>
-    </w:p>
-    <w:p>
-      <w:pPr>
-        <w:autoSpaceDE w:val="0"/>
-        <w:autoSpaceDN w:val="0"/>
-        <w:adjustRightInd w:val="0"/>
-        <w:spacing w:line="216" w:lineRule="auto"/>
-        <w:rPr>
-          <w:rFonts w:eastAsia="Calibri"/>
-          <w:bCs/>
-          <w:color w:val="000000"/>
-          <w:sz w:val="22"/>
-          <w:szCs w:val="22"/>
-          <w:lang w:val="en-CA" w:eastAsia="en-US"/>
-        </w:rPr>
-      </w:pPr>
-    </w:p>
-    <w:p>
-      <w:pPr>
-        <w:autoSpaceDE w:val="0"/>
-        <w:autoSpaceDN w:val="0"/>
-        <w:adjustRightInd w:val="0"/>
-        <w:spacing w:line="216" w:lineRule="auto"/>
-        <w:rPr>
-          <w:rFonts w:eastAsia="Calibri"/>
-          <w:bCs/>
-          <w:color w:val="000000"/>
-          <w:sz w:val="22"/>
-          <w:szCs w:val="22"/>
           <w:lang w:val="en-CA" w:eastAsia="en-US"/>
         </w:rPr>
       </w:pPr>
@@ -3003,6 +2824,7 @@
     <w:p>
       <w:pPr>
         <w:tabs>
+          <w:tab w:val="left" w:pos="3150"/>
           <w:tab w:val="left" w:pos="3420"/>
           <w:tab w:val="left" w:pos="5220"/>
           <w:tab w:val="left" w:pos="8370"/>
@@ -3082,12 +2904,26 @@
           <w:szCs w:val="22"/>
         </w:rPr>
         <w:tab/>
-        <w:t>(514) 398-5167</w:t>
+      </w:r>
+      <w:r>
+        <w:rPr>
+          <w:sz w:val="22"/>
+          <w:szCs w:val="22"/>
+        </w:rPr>
+        <w:t xml:space="preserve">+1 </w:t>
+      </w:r>
+      <w:r>
+        <w:rPr>
+          <w:sz w:val="22"/>
+          <w:szCs w:val="22"/>
+        </w:rPr>
+        <w:t>514 3985167</w:t>
       </w:r>
     </w:p>
     <w:p>
       <w:pPr>
         <w:tabs>
+          <w:tab w:val="left" w:pos="3150"/>
           <w:tab w:val="left" w:pos="3420"/>
           <w:tab w:val="left" w:pos="5220"/>
           <w:tab w:val="left" w:pos="8370"/>
@@ -3176,11 +3012,7 @@
         <w:tab/>
       </w:r>
       <w:r>
-        <w:rPr>
-          <w:sz w:val="22"/>
-          <w:szCs w:val="22"/>
-        </w:rPr>
-        <w:t>(</w:t>
+        <w:t xml:space="preserve">+1 </w:t>
       </w:r>
       <w:r>
         <w:rPr>
@@ -3194,19 +3026,20 @@
           <w:sz w:val="22"/>
           <w:szCs w:val="22"/>
         </w:rPr>
-        <w:t xml:space="preserve">) </w:t>
-      </w:r>
-      <w:r>
-        <w:rPr>
-          <w:sz w:val="22"/>
-          <w:szCs w:val="22"/>
-        </w:rPr>
-        <w:t>398-6063</w:t>
+        <w:t xml:space="preserve"> </w:t>
+      </w:r>
+      <w:r>
+        <w:rPr>
+          <w:sz w:val="22"/>
+          <w:szCs w:val="22"/>
+        </w:rPr>
+        <w:t>3986063</w:t>
       </w:r>
     </w:p>
     <w:p>
       <w:pPr>
         <w:tabs>
+          <w:tab w:val="left" w:pos="3150"/>
           <w:tab w:val="left" w:pos="3420"/>
           <w:tab w:val="left" w:pos="5220"/>
           <w:tab w:val="left" w:pos="8370"/>
@@ -3229,13 +3062,6 @@
           <w:sz w:val="22"/>
           <w:szCs w:val="22"/>
         </w:rPr>
-        <w:t xml:space="preserve">Ecole </w:t>
-      </w:r>
-      <w:r>
-        <w:rPr>
-          <w:sz w:val="22"/>
-          <w:szCs w:val="22"/>
-        </w:rPr>
         <w:tab/>
       </w:r>
       <w:r>
@@ -3243,7 +3069,7 @@
           <w:sz w:val="22"/>
           <w:szCs w:val="22"/>
         </w:rPr>
-        <w:t>Polytechnique</w:t>
+        <w:t>Ecole Polytechnique</w:t>
       </w:r>
       <w:r>
         <w:rPr>
